--- a/Report/project-report-1-draft-final-1.docx
+++ b/Report/project-report-1-draft-final-1.docx
@@ -9498,28 +9498,6 @@
           <w:szCs w:val="32"/>
         </w:rPr>
       </w:pPr>
-      <w:proofErr w:type="spellStart"/>
-      <w:r>
-        <w:rPr>
-          <w:rFonts w:ascii="TH Sarabun New" w:hAnsi="TH Sarabun New" w:cs="TH Sarabun New"/>
-          <w:sz w:val="32"/>
-          <w:szCs w:val="32"/>
-          <w:cs/>
-          <w:lang w:bidi="th-TH"/>
-        </w:rPr>
-        <w:t>กฏ</w:t>
-      </w:r>
-      <w:proofErr w:type="spellEnd"/>
-      <w:r>
-        <w:rPr>
-          <w:rFonts w:ascii="TH Sarabun New" w:hAnsi="TH Sarabun New" w:cs="TH Sarabun New"/>
-          <w:sz w:val="32"/>
-          <w:szCs w:val="32"/>
-          <w:cs/>
-          <w:lang w:bidi="th-TH"/>
-        </w:rPr>
-        <w:t>กติกา</w:t>
-      </w:r>
       <w:r>
         <w:rPr>
           <w:rFonts w:ascii="TH Sarabun New" w:hAnsi="TH Sarabun New" w:cs="TH Sarabun New" w:hint="cs"/>
@@ -9528,7 +9506,16 @@
           <w:cs/>
           <w:lang w:bidi="th-TH"/>
         </w:rPr>
-        <w:t>ของเกม</w:t>
+        <w:t xml:space="preserve">กฎกติกาของเกม </w:t>
+      </w:r>
+      <w:r>
+        <w:rPr>
+          <w:rFonts w:ascii="TH Sarabun New" w:hAnsi="TH Sarabun New" w:cs="TH Sarabun New"/>
+          <w:sz w:val="32"/>
+          <w:szCs w:val="32"/>
+          <w:lang w:bidi="th-TH"/>
+        </w:rPr>
+        <w:t xml:space="preserve">(Game Rule) </w:t>
       </w:r>
       <w:r>
         <w:rPr>
@@ -9621,6 +9608,14 @@
         </w:rPr>
         <w:t>Core Mechanic)</w:t>
       </w:r>
+      <w:r>
+        <w:rPr>
+          <w:rFonts w:ascii="TH Sarabun New" w:hAnsi="TH Sarabun New" w:cs="TH Sarabun New"/>
+          <w:sz w:val="32"/>
+          <w:szCs w:val="32"/>
+        </w:rPr>
+        <w:t xml:space="preserve"> :</w:t>
+      </w:r>
     </w:p>
     <w:p>
       <w:pPr>
@@ -9839,27 +9834,34 @@
           <w:cs/>
           <w:lang w:bidi="th-TH"/>
         </w:rPr>
-        <w:t>ระบบ</w:t>
-      </w:r>
-      <w:r>
-        <w:rPr>
-          <w:rFonts w:ascii="TH Sarabun New" w:hAnsi="TH Sarabun New" w:cs="TH Sarabun New"/>
-          <w:sz w:val="32"/>
-          <w:szCs w:val="32"/>
-          <w:cs/>
-          <w:lang w:bidi="th-TH"/>
-        </w:rPr>
-        <w:t>ปริศนา</w:t>
-      </w:r>
-      <w:r>
-        <w:rPr>
-          <w:rFonts w:ascii="TH Sarabun New" w:hAnsi="TH Sarabun New" w:cs="TH Sarabun New"/>
-          <w:sz w:val="32"/>
-          <w:szCs w:val="32"/>
-          <w:cs/>
-          <w:lang w:bidi="th-TH"/>
-        </w:rPr>
-        <w:t>ภายในเกม</w:t>
+        <w:t>ระบบปริศนาภายในเกม</w:t>
+      </w:r>
+      <w:r>
+        <w:rPr>
+          <w:rFonts w:ascii="TH Sarabun New" w:hAnsi="TH Sarabun New" w:cs="TH Sarabun New" w:hint="cs"/>
+          <w:sz w:val="32"/>
+          <w:szCs w:val="32"/>
+          <w:cs/>
+          <w:lang w:bidi="th-TH"/>
+        </w:rPr>
+        <w:t xml:space="preserve"> </w:t>
+      </w:r>
+      <w:r>
+        <w:rPr>
+          <w:rFonts w:ascii="TH Sarabun New" w:hAnsi="TH Sarabun New" w:cs="TH Sarabun New"/>
+          <w:sz w:val="32"/>
+          <w:szCs w:val="32"/>
+          <w:lang w:bidi="th-TH"/>
+        </w:rPr>
+        <w:t xml:space="preserve">(Puzzle) </w:t>
+      </w:r>
+      <w:r>
+        <w:rPr>
+          <w:rFonts w:ascii="TH Sarabun New" w:hAnsi="TH Sarabun New" w:cs="TH Sarabun New"/>
+          <w:sz w:val="32"/>
+          <w:szCs w:val="32"/>
+        </w:rPr>
+        <w:t>:</w:t>
       </w:r>
     </w:p>
     <w:p>
@@ -9867,7 +9869,7 @@
         <w:pStyle w:val="ListParagraph"/>
         <w:ind w:left="1440"/>
         <w:rPr>
-          <w:rFonts w:ascii="TH Sarabun New" w:hAnsi="TH Sarabun New" w:cs="TH Sarabun New" w:hint="cs"/>
+          <w:rFonts w:ascii="TH Sarabun New" w:hAnsi="TH Sarabun New" w:cs="TH Sarabun New"/>
           <w:sz w:val="32"/>
           <w:szCs w:val="32"/>
           <w:cs/>
@@ -10097,6 +10099,20 @@
     </w:p>
     <w:p>
       <w:pPr>
+        <w:pStyle w:val="ListParagraph"/>
+        <w:numPr>
+          <w:ilvl w:val="1"/>
+          <w:numId w:val="22"/>
+        </w:numPr>
+        <w:rPr>
+          <w:rFonts w:ascii="TH Sarabun New" w:hAnsi="TH Sarabun New" w:cs="TH Sarabun New"/>
+          <w:sz w:val="32"/>
+          <w:szCs w:val="32"/>
+        </w:rPr>
+      </w:pPr>
+    </w:p>
+    <w:p>
+      <w:pPr>
         <w:ind w:firstLine="360"/>
         <w:rPr>
           <w:rFonts w:ascii="TH Sarabun New" w:hAnsi="TH Sarabun New"/>
@@ -10246,6 +10262,7 @@
           <w:cs/>
           <w:lang w:bidi="th-TH"/>
         </w:rPr>
+        <w:lastRenderedPageBreak/>
         <w:t>ระบบ</w:t>
       </w:r>
       <w:r>
@@ -10287,410 +10304,12 @@
     </w:p>
     <w:p>
       <w:pPr>
-        <w:ind w:left="360"/>
-        <w:rPr>
-          <w:rFonts w:ascii="TH Sarabun New" w:hAnsi="TH Sarabun New"/>
-          <w:sz w:val="32"/>
-        </w:rPr>
-      </w:pPr>
-      <w:r>
-        <w:rPr>
-          <w:rFonts w:ascii="TH Sarabun New" w:hAnsi="TH Sarabun New"/>
-          <w:sz w:val="32"/>
-          <w:cs/>
-          <w:lang w:bidi="th-TH"/>
-        </w:rPr>
-        <w:lastRenderedPageBreak/>
-        <w:t>ใช้สำหรับเก็บข้อมูลที่ใช้ในการประเมินผล ได้แก่</w:t>
-      </w:r>
-    </w:p>
-    <w:p>
-      <w:pPr>
-        <w:pStyle w:val="ListParagraph"/>
-        <w:numPr>
-          <w:ilvl w:val="0"/>
-          <w:numId w:val="24"/>
-        </w:numPr>
-        <w:rPr>
-          <w:rFonts w:ascii="TH Sarabun New" w:hAnsi="TH Sarabun New" w:cs="TH Sarabun New"/>
-          <w:sz w:val="32"/>
-          <w:szCs w:val="32"/>
-        </w:rPr>
-      </w:pPr>
-      <w:r>
-        <w:rPr>
-          <w:rFonts w:ascii="TH Sarabun New" w:hAnsi="TH Sarabun New" w:cs="TH Sarabun New"/>
-          <w:sz w:val="32"/>
-          <w:szCs w:val="32"/>
-          <w:cs/>
-          <w:lang w:bidi="th-TH"/>
-        </w:rPr>
-        <w:t>การสังเกตพฤติกรรมผู้เล่น</w:t>
-      </w:r>
-    </w:p>
-    <w:p>
-      <w:pPr>
-        <w:pStyle w:val="ListParagraph"/>
-        <w:numPr>
-          <w:ilvl w:val="0"/>
-          <w:numId w:val="24"/>
-        </w:numPr>
-        <w:rPr>
-          <w:rFonts w:ascii="TH Sarabun New" w:hAnsi="TH Sarabun New" w:cs="TH Sarabun New"/>
-          <w:sz w:val="32"/>
-          <w:szCs w:val="32"/>
-        </w:rPr>
-      </w:pPr>
-      <w:r>
-        <w:rPr>
-          <w:rFonts w:ascii="TH Sarabun New" w:hAnsi="TH Sarabun New" w:cs="TH Sarabun New"/>
-          <w:sz w:val="32"/>
-          <w:szCs w:val="32"/>
-          <w:cs/>
-          <w:lang w:bidi="th-TH"/>
-        </w:rPr>
-        <w:t>ระยะเวลาการเล่น</w:t>
-      </w:r>
-    </w:p>
-    <w:p>
-      <w:pPr>
-        <w:pStyle w:val="ListParagraph"/>
-        <w:numPr>
-          <w:ilvl w:val="0"/>
-          <w:numId w:val="24"/>
-        </w:numPr>
-        <w:rPr>
-          <w:rFonts w:ascii="TH Sarabun New" w:hAnsi="TH Sarabun New" w:cs="TH Sarabun New"/>
-          <w:sz w:val="32"/>
-          <w:szCs w:val="32"/>
-        </w:rPr>
-      </w:pPr>
-      <w:r>
-        <w:rPr>
-          <w:rFonts w:ascii="TH Sarabun New" w:hAnsi="TH Sarabun New" w:cs="TH Sarabun New"/>
-          <w:sz w:val="32"/>
-          <w:szCs w:val="32"/>
-          <w:cs/>
-          <w:lang w:bidi="th-TH"/>
-        </w:rPr>
-        <w:t>ความสำเร็จในการแก้ปริศนา</w:t>
-      </w:r>
-    </w:p>
-    <w:p>
-      <w:pPr>
-        <w:pStyle w:val="ListParagraph"/>
-        <w:numPr>
-          <w:ilvl w:val="0"/>
-          <w:numId w:val="24"/>
-        </w:numPr>
-        <w:rPr>
-          <w:rFonts w:ascii="TH Sarabun New" w:hAnsi="TH Sarabun New" w:cs="TH Sarabun New"/>
-          <w:sz w:val="32"/>
-          <w:szCs w:val="32"/>
-        </w:rPr>
-      </w:pPr>
-      <w:r>
-        <w:rPr>
-          <w:rFonts w:ascii="TH Sarabun New" w:hAnsi="TH Sarabun New" w:cs="TH Sarabun New"/>
-          <w:sz w:val="32"/>
-          <w:szCs w:val="32"/>
-          <w:cs/>
-          <w:lang w:bidi="th-TH"/>
-        </w:rPr>
-        <w:t>ความถี่ในการใช้ภาษาอังกฤษ</w:t>
-      </w:r>
-    </w:p>
-    <w:p>
-      <w:pPr>
-        <w:pStyle w:val="ListParagraph"/>
-        <w:numPr>
-          <w:ilvl w:val="0"/>
-          <w:numId w:val="24"/>
-        </w:numPr>
-        <w:rPr>
-          <w:rFonts w:ascii="TH Sarabun New" w:hAnsi="TH Sarabun New" w:cs="TH Sarabun New"/>
-          <w:sz w:val="32"/>
-          <w:szCs w:val="32"/>
-        </w:rPr>
-      </w:pPr>
-      <w:r>
-        <w:rPr>
-          <w:rFonts w:ascii="TH Sarabun New" w:hAnsi="TH Sarabun New" w:cs="TH Sarabun New"/>
-          <w:sz w:val="32"/>
-          <w:szCs w:val="32"/>
-          <w:cs/>
-          <w:lang w:bidi="th-TH"/>
-        </w:rPr>
-        <w:t>ข้อเสนอแนะจากผู้เล่น</w:t>
-      </w:r>
-    </w:p>
-    <w:p>
-      <w:pPr>
-        <w:pStyle w:val="ListParagraph"/>
-        <w:numPr>
-          <w:ilvl w:val="0"/>
-          <w:numId w:val="22"/>
-        </w:numPr>
-        <w:rPr>
-          <w:rFonts w:ascii="TH Sarabun New" w:hAnsi="TH Sarabun New" w:cs="TH Sarabun New"/>
-          <w:sz w:val="32"/>
-          <w:szCs w:val="32"/>
-        </w:rPr>
-      </w:pPr>
-      <w:r>
-        <w:rPr>
-          <w:rFonts w:ascii="TH Sarabun New" w:hAnsi="TH Sarabun New" w:cs="TH Sarabun New"/>
-          <w:sz w:val="32"/>
-          <w:szCs w:val="32"/>
-          <w:cs/>
-          <w:lang w:bidi="th-TH"/>
-        </w:rPr>
-        <w:t>ระบบทดสอบต้นแบบ (</w:t>
-      </w:r>
-      <w:r>
-        <w:rPr>
-          <w:rFonts w:ascii="TH Sarabun New" w:hAnsi="TH Sarabun New" w:cs="TH Sarabun New"/>
-          <w:sz w:val="32"/>
-          <w:szCs w:val="32"/>
-        </w:rPr>
-        <w:t>Prototype Evaluation)</w:t>
-      </w:r>
-    </w:p>
-    <w:p>
-      <w:pPr>
-        <w:ind w:firstLine="360"/>
-        <w:rPr>
-          <w:rFonts w:ascii="TH Sarabun New" w:hAnsi="TH Sarabun New"/>
-          <w:sz w:val="32"/>
-        </w:rPr>
-      </w:pPr>
-      <w:r>
-        <w:rPr>
-          <w:rFonts w:ascii="TH Sarabun New" w:hAnsi="TH Sarabun New"/>
-          <w:sz w:val="32"/>
-          <w:cs/>
-          <w:lang w:bidi="th-TH"/>
-        </w:rPr>
-        <w:t>ใช้สำหรับทดลองต้นแบบแต่ละ</w:t>
-      </w:r>
-      <w:proofErr w:type="spellStart"/>
-      <w:r>
-        <w:rPr>
-          <w:rFonts w:ascii="TH Sarabun New" w:hAnsi="TH Sarabun New"/>
-          <w:sz w:val="32"/>
-          <w:cs/>
-          <w:lang w:bidi="th-TH"/>
-        </w:rPr>
-        <w:t>เวอร์ชัน</w:t>
-      </w:r>
-      <w:proofErr w:type="spellEnd"/>
-      <w:r>
-        <w:rPr>
-          <w:rFonts w:ascii="TH Sarabun New" w:hAnsi="TH Sarabun New"/>
-          <w:sz w:val="32"/>
-          <w:cs/>
-          <w:lang w:bidi="th-TH"/>
-        </w:rPr>
-        <w:t xml:space="preserve"> โดยนำผู้เล่นจริงเข้าทดสอบ วิเคราะห์ผล และปรับปรุงต้นแบบอย่างต่อเนื่อง</w:t>
-      </w:r>
-    </w:p>
-    <w:p>
-      <w:pPr>
-        <w:rPr>
-          <w:rFonts w:ascii="TH Sarabun New" w:hAnsi="TH Sarabun New"/>
-          <w:sz w:val="32"/>
-          <w:lang w:bidi="th-TH"/>
-        </w:rPr>
-      </w:pPr>
-    </w:p>
-    <w:p>
-      <w:pPr>
-        <w:rPr>
-          <w:rFonts w:ascii="TH Sarabun New" w:hAnsi="TH Sarabun New"/>
-          <w:sz w:val="32"/>
-          <w:lang w:bidi="th-TH"/>
-        </w:rPr>
-      </w:pPr>
-    </w:p>
-    <w:p>
-      <w:pPr>
-        <w:pStyle w:val="ListParagraph"/>
-        <w:numPr>
-          <w:ilvl w:val="0"/>
-          <w:numId w:val="22"/>
-        </w:numPr>
-        <w:rPr>
-          <w:rFonts w:ascii="TH Sarabun New" w:hAnsi="TH Sarabun New" w:cs="TH Sarabun New"/>
-          <w:sz w:val="32"/>
-          <w:szCs w:val="32"/>
-        </w:rPr>
-      </w:pPr>
-      <w:r>
-        <w:rPr>
-          <w:rFonts w:ascii="TH Sarabun New" w:hAnsi="TH Sarabun New" w:cs="TH Sarabun New"/>
-          <w:sz w:val="32"/>
-          <w:szCs w:val="32"/>
-          <w:cs/>
-          <w:lang w:bidi="th-TH"/>
-        </w:rPr>
-        <w:t>ระบบบริหารทรัพยากรเกม (</w:t>
-      </w:r>
-      <w:r>
-        <w:rPr>
-          <w:rFonts w:ascii="TH Sarabun New" w:hAnsi="TH Sarabun New" w:cs="TH Sarabun New"/>
-          <w:sz w:val="32"/>
-          <w:szCs w:val="32"/>
-        </w:rPr>
-        <w:t>Game Assets)</w:t>
-      </w:r>
-    </w:p>
-    <w:p>
-      <w:pPr>
-        <w:ind w:left="360"/>
-        <w:rPr>
-          <w:rFonts w:ascii="TH Sarabun New" w:hAnsi="TH Sarabun New"/>
-          <w:sz w:val="32"/>
-        </w:rPr>
-      </w:pPr>
-      <w:r>
-        <w:rPr>
-          <w:rFonts w:ascii="TH Sarabun New" w:hAnsi="TH Sarabun New"/>
-          <w:sz w:val="32"/>
-          <w:cs/>
-          <w:lang w:bidi="th-TH"/>
-        </w:rPr>
-        <w:t>ประกอบด้วย</w:t>
-      </w:r>
-    </w:p>
-    <w:p>
-      <w:pPr>
-        <w:pStyle w:val="ListParagraph"/>
-        <w:numPr>
-          <w:ilvl w:val="0"/>
-          <w:numId w:val="25"/>
-        </w:numPr>
-        <w:rPr>
-          <w:rFonts w:ascii="TH Sarabun New" w:hAnsi="TH Sarabun New" w:cs="TH Sarabun New"/>
-          <w:sz w:val="32"/>
-          <w:szCs w:val="32"/>
-        </w:rPr>
-      </w:pPr>
-      <w:r>
-        <w:rPr>
-          <w:rFonts w:ascii="TH Sarabun New" w:hAnsi="TH Sarabun New" w:cs="TH Sarabun New"/>
-          <w:sz w:val="32"/>
-          <w:szCs w:val="32"/>
-          <w:cs/>
-          <w:lang w:bidi="th-TH"/>
-        </w:rPr>
-        <w:t>โมเดลสามมิติ</w:t>
-      </w:r>
-    </w:p>
-    <w:p>
-      <w:pPr>
-        <w:pStyle w:val="ListParagraph"/>
-        <w:numPr>
-          <w:ilvl w:val="0"/>
-          <w:numId w:val="25"/>
-        </w:numPr>
-        <w:rPr>
-          <w:rFonts w:ascii="TH Sarabun New" w:hAnsi="TH Sarabun New" w:cs="TH Sarabun New"/>
-          <w:sz w:val="32"/>
-          <w:szCs w:val="32"/>
-        </w:rPr>
-      </w:pPr>
-      <w:r>
-        <w:rPr>
-          <w:rFonts w:ascii="TH Sarabun New" w:hAnsi="TH Sarabun New" w:cs="TH Sarabun New"/>
-          <w:sz w:val="32"/>
-          <w:szCs w:val="32"/>
-          <w:cs/>
-          <w:lang w:bidi="th-TH"/>
-        </w:rPr>
-        <w:t>เอฟเฟก</w:t>
-      </w:r>
-      <w:proofErr w:type="spellStart"/>
-      <w:r>
-        <w:rPr>
-          <w:rFonts w:ascii="TH Sarabun New" w:hAnsi="TH Sarabun New" w:cs="TH Sarabun New"/>
-          <w:sz w:val="32"/>
-          <w:szCs w:val="32"/>
-          <w:cs/>
-          <w:lang w:bidi="th-TH"/>
-        </w:rPr>
-        <w:t>ต์</w:t>
-      </w:r>
-      <w:proofErr w:type="spellEnd"/>
-    </w:p>
-    <w:p>
-      <w:pPr>
-        <w:pStyle w:val="ListParagraph"/>
-        <w:numPr>
-          <w:ilvl w:val="0"/>
-          <w:numId w:val="25"/>
-        </w:numPr>
-        <w:rPr>
-          <w:rFonts w:ascii="TH Sarabun New" w:hAnsi="TH Sarabun New" w:cs="TH Sarabun New"/>
-          <w:sz w:val="32"/>
-          <w:szCs w:val="32"/>
-        </w:rPr>
-      </w:pPr>
-      <w:r>
-        <w:rPr>
-          <w:rFonts w:ascii="TH Sarabun New" w:hAnsi="TH Sarabun New" w:cs="TH Sarabun New"/>
-          <w:sz w:val="32"/>
-          <w:szCs w:val="32"/>
-          <w:cs/>
-          <w:lang w:bidi="th-TH"/>
-        </w:rPr>
-        <w:t>เสียงประกอบ</w:t>
-      </w:r>
-    </w:p>
-    <w:p>
-      <w:pPr>
-        <w:pStyle w:val="ListParagraph"/>
-        <w:numPr>
-          <w:ilvl w:val="0"/>
-          <w:numId w:val="25"/>
-        </w:numPr>
-        <w:rPr>
-          <w:rFonts w:ascii="TH Sarabun New" w:hAnsi="TH Sarabun New" w:cs="TH Sarabun New"/>
-          <w:sz w:val="32"/>
-          <w:szCs w:val="32"/>
-        </w:rPr>
-      </w:pPr>
-      <w:r>
-        <w:rPr>
-          <w:rFonts w:ascii="TH Sarabun New" w:hAnsi="TH Sarabun New" w:cs="TH Sarabun New"/>
-          <w:sz w:val="32"/>
-          <w:szCs w:val="32"/>
-        </w:rPr>
-        <w:t>User Interface</w:t>
-      </w:r>
-    </w:p>
-    <w:p>
-      <w:pPr>
-        <w:pStyle w:val="ListParagraph"/>
-        <w:numPr>
-          <w:ilvl w:val="0"/>
-          <w:numId w:val="25"/>
-        </w:numPr>
-        <w:rPr>
-          <w:rFonts w:ascii="TH Sarabun New" w:hAnsi="TH Sarabun New" w:cs="TH Sarabun New"/>
-          <w:sz w:val="32"/>
-          <w:szCs w:val="32"/>
-        </w:rPr>
-      </w:pPr>
-      <w:r>
-        <w:rPr>
-          <w:rFonts w:ascii="TH Sarabun New" w:hAnsi="TH Sarabun New" w:cs="TH Sarabun New"/>
-          <w:sz w:val="32"/>
-          <w:szCs w:val="32"/>
-        </w:rPr>
-        <w:t>Animation</w:t>
-      </w:r>
-    </w:p>
-    <w:p/>
+        <w:rPr>
+          <w:rFonts w:hint="cs"/>
+          <w:lang w:bidi="th-TH"/>
+        </w:rPr>
+      </w:pPr>
+    </w:p>
     <w:p>
       <w:pPr>
         <w:pStyle w:val="Heading2"/>
@@ -11027,7 +10646,6 @@
           <w:cs/>
           <w:lang w:bidi="th-TH"/>
         </w:rPr>
-        <w:lastRenderedPageBreak/>
         <w:t xml:space="preserve">นำผลการทดลองมาวิเคราะห์ข้อดี ข้อจำกัด และสาเหตุของปัญหา จากนั้นจึงปรับปรุงการออกแบบในรอบถัดไปตามหลัก </w:t>
       </w:r>
       <w:r>
@@ -11293,7 +10911,7 @@
           <w:numId w:val="26"/>
         </w:numPr>
         <w:rPr>
-          <w:rFonts w:ascii="TH Sarabun New" w:hAnsi="TH Sarabun New" w:hint="cs"/>
+          <w:rFonts w:ascii="TH Sarabun New" w:hAnsi="TH Sarabun New"/>
           <w:b/>
           <w:bCs/>
           <w:sz w:val="32"/>
@@ -11416,17 +11034,17 @@
       <w:pPr>
         <w:pStyle w:val="Textbody"/>
         <w:rPr>
+          <w:rFonts w:ascii="TH Sarabun New" w:hAnsi="TH Sarabun New" w:cs="TH Sarabun New"/>
+          <w:sz w:val="32"/>
+          <w:szCs w:val="32"/>
+          <w:lang w:bidi="th-TH"/>
+        </w:rPr>
+      </w:pPr>
+      <w:r>
+        <w:rPr>
           <w:rFonts w:ascii="TH Sarabun New" w:hAnsi="TH Sarabun New" w:cs="TH Sarabun New" w:hint="cs"/>
           <w:sz w:val="32"/>
           <w:szCs w:val="32"/>
-          <w:lang w:bidi="th-TH"/>
-        </w:rPr>
-      </w:pPr>
-      <w:r>
-        <w:rPr>
-          <w:rFonts w:ascii="TH Sarabun New" w:hAnsi="TH Sarabun New" w:cs="TH Sarabun New" w:hint="cs"/>
-          <w:sz w:val="32"/>
-          <w:szCs w:val="32"/>
           <w:cs/>
           <w:lang w:bidi="th-TH"/>
         </w:rPr>
@@ -11446,7 +11064,7 @@
       <w:pPr>
         <w:pStyle w:val="Textbody"/>
         <w:rPr>
-          <w:rFonts w:cstheme="minorBidi" w:hint="cs"/>
+          <w:rFonts w:cstheme="minorBidi"/>
           <w:cs/>
           <w:lang w:bidi="th-TH"/>
         </w:rPr>
@@ -11477,6 +11095,7 @@
           <w:szCs w:val="32"/>
           <w:cs/>
         </w:rPr>
+        <w:lastRenderedPageBreak/>
         <w:t>ผลการทดลอง</w:t>
       </w:r>
       <w:bookmarkEnd w:id="44"/>
@@ -11513,107 +11132,8 @@
     <w:p>
       <w:pPr>
         <w:pStyle w:val="Textbody"/>
-        <w:ind w:firstLine="709"/>
-        <w:rPr>
-          <w:rFonts w:ascii="TH Sarabun New" w:hAnsi="TH Sarabun New" w:cs="TH Sarabun New"/>
-          <w:sz w:val="32"/>
-          <w:szCs w:val="32"/>
-        </w:rPr>
-      </w:pPr>
-      <w:r>
-        <w:rPr>
-          <w:rFonts w:ascii="TH Sarabun New" w:hAnsi="TH Sarabun New" w:cs="TH Sarabun New"/>
-          <w:sz w:val="32"/>
-          <w:szCs w:val="32"/>
-          <w:cs/>
-          <w:lang w:bidi="th-TH"/>
-        </w:rPr>
-        <w:t>ผลการทดลองดังกล่าวชี้ให้เห็นว่า แรงจูงใจเชิงการแข่งขันและระบบรางวัล (</w:t>
-      </w:r>
-      <w:r>
-        <w:rPr>
-          <w:rFonts w:ascii="TH Sarabun New" w:hAnsi="TH Sarabun New" w:cs="TH Sarabun New"/>
-          <w:sz w:val="32"/>
-          <w:szCs w:val="32"/>
-        </w:rPr>
-        <w:t xml:space="preserve">Reward System) </w:t>
-      </w:r>
-      <w:r>
-        <w:rPr>
-          <w:rFonts w:ascii="TH Sarabun New" w:hAnsi="TH Sarabun New" w:cs="TH Sarabun New"/>
-          <w:sz w:val="32"/>
-          <w:szCs w:val="32"/>
-          <w:cs/>
-          <w:lang w:bidi="th-TH"/>
-        </w:rPr>
-        <w:t>มีศักยภาพในการส่งเสริมให้ผู้เรียนเกิดความกล้าในการใช้ภาษาอังกฤษ แม้ในกรณีที่ผู้เรียนมีความไม่มั่นใจในช่วงเริ่มต้นของการใช้งานก็ตาม โดยเมื่อมีเป้าหมายที่ชัดเจนและมีแรงเสริมเชิงบวก ผู้เรียนมีแนวโน้มที่จะทดลองใช้ภาษาอังกฤษเพิ่มขึ้นอย่างเป็นธรรมชาติ</w:t>
-      </w:r>
-    </w:p>
-    <w:p>
-      <w:pPr>
-        <w:pStyle w:val="Textbody"/>
-        <w:ind w:firstLine="709"/>
-        <w:rPr>
-          <w:rFonts w:ascii="TH Sarabun New" w:hAnsi="TH Sarabun New" w:cs="TH Sarabun New"/>
-          <w:sz w:val="32"/>
-          <w:szCs w:val="32"/>
-        </w:rPr>
-      </w:pPr>
-      <w:r>
-        <w:rPr>
-          <w:rFonts w:ascii="TH Sarabun New" w:hAnsi="TH Sarabun New" w:cs="TH Sarabun New"/>
-          <w:sz w:val="32"/>
-          <w:szCs w:val="32"/>
-          <w:cs/>
-          <w:lang w:bidi="th-TH"/>
-        </w:rPr>
-        <w:t>ในขณะเดียวกัน ผลการทดลองยังสะท้อนถึงความสำคัญของการกำหนดขอบเขตโครงการ (</w:t>
-      </w:r>
-      <w:r>
-        <w:rPr>
-          <w:rFonts w:ascii="TH Sarabun New" w:hAnsi="TH Sarabun New" w:cs="TH Sarabun New"/>
-          <w:sz w:val="32"/>
-          <w:szCs w:val="32"/>
-        </w:rPr>
-        <w:t xml:space="preserve">Project Scope) </w:t>
-      </w:r>
-      <w:r>
-        <w:rPr>
-          <w:rFonts w:ascii="TH Sarabun New" w:hAnsi="TH Sarabun New" w:cs="TH Sarabun New"/>
-          <w:sz w:val="32"/>
-          <w:szCs w:val="32"/>
-          <w:cs/>
-          <w:lang w:bidi="th-TH"/>
-        </w:rPr>
-        <w:t>ให้มีความเหมาะสมกับทรัพยากรที่มีอยู่ การออกแบบระบบเกมที่มีความซับซ้อนสูง แม้จะมีศักยภาพเชิงแนวคิดที่ดี แต่หากไม่สามารถพัฒนาให้สมบูรณ์ได้ ย่อมส่งผลให้ไม่สามารถบรรลุวัตถุประสงค์ของโครงการได้อย่างมีประสิทธิภาพ</w:t>
-      </w:r>
-    </w:p>
-    <w:p>
-      <w:pPr>
-        <w:pStyle w:val="Textbody"/>
-        <w:ind w:firstLine="709"/>
-        <w:rPr>
-          <w:rFonts w:ascii="TH Sarabun New" w:hAnsi="TH Sarabun New" w:cs="TH Sarabun New"/>
-          <w:sz w:val="32"/>
-          <w:szCs w:val="32"/>
-        </w:rPr>
-      </w:pPr>
-      <w:r>
-        <w:rPr>
-          <w:rFonts w:ascii="TH Sarabun New" w:hAnsi="TH Sarabun New" w:cs="TH Sarabun New"/>
-          <w:sz w:val="32"/>
-          <w:szCs w:val="32"/>
-          <w:cs/>
-          <w:lang w:bidi="th-TH"/>
-        </w:rPr>
-        <w:t>ดังนั้น จึงสามารถสรุปได้ว่า การพัฒนาเกมเพื่อการเรียนรู้ควรให้ความสำคัญกับการกำหนดขอบเขตที่ชัดเจน การออกแบบวงจรการเล่นหลักที่เข้าใจง่าย และความสามารถในการพัฒนาให้เสร็จสมบูรณ์ภายในกรอบเวลาที่กำหนด</w:t>
-      </w:r>
-    </w:p>
-    <w:p>
-      <w:pPr>
-        <w:pStyle w:val="Textbody"/>
-        <w:rPr>
-          <w:rFonts w:ascii="TH Sarabun New" w:hAnsi="TH Sarabun New" w:cs="TH Sarabun New"/>
+        <w:rPr>
+          <w:rFonts w:ascii="TH Sarabun New" w:hAnsi="TH Sarabun New" w:cs="TH Sarabun New" w:hint="cs"/>
           <w:sz w:val="32"/>
           <w:szCs w:val="32"/>
           <w:lang w:bidi="th-TH"/>
@@ -11643,7 +11163,6 @@
           <w:cs/>
           <w:lang w:bidi="th-TH"/>
         </w:rPr>
-        <w:lastRenderedPageBreak/>
         <w:t xml:space="preserve">ความก้าวหน้าที่ </w:t>
       </w:r>
       <w:r>
@@ -11653,41 +11172,7 @@
         </w:rPr>
         <w:t xml:space="preserve">2: </w:t>
       </w:r>
-      <w:r>
-        <w:rPr>
-          <w:rFonts w:ascii="TH Sarabun New" w:hAnsi="TH Sarabun New"/>
-          <w:sz w:val="32"/>
-          <w:cs/>
-          <w:lang w:bidi="th-TH"/>
-        </w:rPr>
-        <w:t xml:space="preserve">เกม </w:t>
-      </w:r>
-      <w:r>
-        <w:rPr>
-          <w:rFonts w:ascii="TH Sarabun New" w:hAnsi="TH Sarabun New"/>
-          <w:sz w:val="32"/>
-        </w:rPr>
-        <w:t>Colony</w:t>
-      </w:r>
       <w:bookmarkEnd w:id="46"/>
-    </w:p>
-    <w:p>
-      <w:pPr>
-        <w:rPr>
-          <w:rFonts w:ascii="TH Sarabun New" w:hAnsi="TH Sarabun New"/>
-          <w:sz w:val="32"/>
-          <w:lang w:bidi="th-TH"/>
-        </w:rPr>
-      </w:pPr>
-      <w:r>
-        <w:rPr>
-          <w:rFonts w:ascii="TH Sarabun New" w:hAnsi="TH Sarabun New"/>
-          <w:sz w:val="32"/>
-          <w:cs/>
-          <w:lang w:bidi="th-TH"/>
-        </w:rPr>
-        <w:t>ช่วงเวลาดำเนินงาน: เมษายน – พฤษภาคม</w:t>
-      </w:r>
     </w:p>
     <w:p>
       <w:pPr>
@@ -11718,211 +11203,6 @@
     </w:p>
     <w:p>
       <w:pPr>
-        <w:pStyle w:val="Textbody"/>
-        <w:ind w:firstLine="709"/>
-        <w:rPr>
-          <w:rFonts w:ascii="TH Sarabun New" w:hAnsi="TH Sarabun New" w:cs="TH Sarabun New"/>
-          <w:sz w:val="32"/>
-          <w:szCs w:val="32"/>
-        </w:rPr>
-      </w:pPr>
-      <w:r>
-        <w:rPr>
-          <w:rFonts w:ascii="TH Sarabun New" w:hAnsi="TH Sarabun New" w:cs="TH Sarabun New"/>
-          <w:sz w:val="32"/>
-          <w:szCs w:val="32"/>
-          <w:cs/>
-          <w:lang w:bidi="th-TH"/>
-        </w:rPr>
-        <w:t xml:space="preserve">ได้ดำเนินการพัฒนาเกมต้นแบบในรูปแบบ </w:t>
-      </w:r>
-      <w:r>
-        <w:rPr>
-          <w:rFonts w:ascii="TH Sarabun New" w:hAnsi="TH Sarabun New" w:cs="TH Sarabun New"/>
-          <w:sz w:val="32"/>
-          <w:szCs w:val="32"/>
-        </w:rPr>
-        <w:t xml:space="preserve">Colony + Survival </w:t>
-      </w:r>
-      <w:r>
-        <w:rPr>
-          <w:rFonts w:ascii="TH Sarabun New" w:hAnsi="TH Sarabun New" w:cs="TH Sarabun New"/>
-          <w:sz w:val="32"/>
-          <w:szCs w:val="32"/>
-          <w:cs/>
-          <w:lang w:bidi="th-TH"/>
-        </w:rPr>
-        <w:t xml:space="preserve">และนำไปทดลองใช้งานกับผู้เรียนจำนวน </w:t>
-      </w:r>
-      <w:r>
-        <w:rPr>
-          <w:rFonts w:ascii="TH Sarabun New" w:hAnsi="TH Sarabun New" w:cs="TH Sarabun New"/>
-          <w:sz w:val="32"/>
-          <w:szCs w:val="32"/>
-        </w:rPr>
-        <w:t>10</w:t>
-      </w:r>
-      <w:r>
-        <w:rPr>
-          <w:rFonts w:ascii="TH Sarabun New" w:hAnsi="TH Sarabun New" w:cs="TH Sarabun New"/>
-          <w:sz w:val="32"/>
-          <w:szCs w:val="32"/>
-          <w:cs/>
-          <w:lang w:bidi="th-TH"/>
-        </w:rPr>
-        <w:t xml:space="preserve"> คน ซึ่งเป็นนักเรียนระดับชั้นมัธยมศึกษาปีที่ </w:t>
-      </w:r>
-      <w:r>
-        <w:rPr>
-          <w:rFonts w:ascii="TH Sarabun New" w:hAnsi="TH Sarabun New" w:cs="TH Sarabun New"/>
-          <w:sz w:val="32"/>
-          <w:szCs w:val="32"/>
-        </w:rPr>
-        <w:t>3</w:t>
-      </w:r>
-      <w:r>
-        <w:rPr>
-          <w:rFonts w:ascii="TH Sarabun New" w:hAnsi="TH Sarabun New" w:cs="TH Sarabun New"/>
-          <w:sz w:val="32"/>
-          <w:szCs w:val="32"/>
-          <w:cs/>
-          <w:lang w:bidi="th-TH"/>
-        </w:rPr>
-        <w:t xml:space="preserve"> ถึงมัธยมศึกษาปีที่ </w:t>
-      </w:r>
-      <w:r>
-        <w:rPr>
-          <w:rFonts w:ascii="TH Sarabun New" w:hAnsi="TH Sarabun New" w:cs="TH Sarabun New"/>
-          <w:sz w:val="32"/>
-          <w:szCs w:val="32"/>
-        </w:rPr>
-        <w:t>6</w:t>
-      </w:r>
-      <w:r>
-        <w:rPr>
-          <w:rFonts w:ascii="TH Sarabun New" w:hAnsi="TH Sarabun New" w:cs="TH Sarabun New"/>
-          <w:sz w:val="32"/>
-          <w:szCs w:val="32"/>
-          <w:cs/>
-          <w:lang w:bidi="th-TH"/>
-        </w:rPr>
-        <w:t xml:space="preserve"> เป็นระยะเวลา </w:t>
-      </w:r>
-      <w:r>
-        <w:rPr>
-          <w:rFonts w:ascii="TH Sarabun New" w:hAnsi="TH Sarabun New" w:cs="TH Sarabun New"/>
-          <w:sz w:val="32"/>
-          <w:szCs w:val="32"/>
-        </w:rPr>
-        <w:t>2</w:t>
-      </w:r>
-      <w:r>
-        <w:rPr>
-          <w:rFonts w:ascii="TH Sarabun New" w:hAnsi="TH Sarabun New" w:cs="TH Sarabun New"/>
-          <w:sz w:val="32"/>
-          <w:szCs w:val="32"/>
-          <w:cs/>
-          <w:lang w:bidi="th-TH"/>
-        </w:rPr>
-        <w:t xml:space="preserve"> วัน</w:t>
-      </w:r>
-    </w:p>
-    <w:p>
-      <w:pPr>
-        <w:pStyle w:val="Textbody"/>
-        <w:ind w:firstLine="709"/>
-        <w:rPr>
-          <w:rFonts w:ascii="TH Sarabun New" w:hAnsi="TH Sarabun New" w:cs="TH Sarabun New"/>
-          <w:sz w:val="32"/>
-          <w:szCs w:val="32"/>
-          <w:lang w:bidi="th-TH"/>
-        </w:rPr>
-      </w:pPr>
-      <w:r>
-        <w:rPr>
-          <w:rFonts w:ascii="TH Sarabun New" w:hAnsi="TH Sarabun New" w:cs="TH Sarabun New"/>
-          <w:sz w:val="32"/>
-          <w:szCs w:val="32"/>
-          <w:cs/>
-          <w:lang w:bidi="th-TH"/>
-        </w:rPr>
-        <w:t>เกมถูกออกแบบให้ผู้เล่นมีบทบาทในการสร้างและบริหารจัดการชุมชน (</w:t>
-      </w:r>
-      <w:r>
-        <w:rPr>
-          <w:rFonts w:ascii="TH Sarabun New" w:hAnsi="TH Sarabun New" w:cs="TH Sarabun New"/>
-          <w:sz w:val="32"/>
-          <w:szCs w:val="32"/>
-        </w:rPr>
-        <w:t xml:space="preserve">Colony Management) </w:t>
-      </w:r>
-      <w:r>
-        <w:rPr>
-          <w:rFonts w:ascii="TH Sarabun New" w:hAnsi="TH Sarabun New" w:cs="TH Sarabun New"/>
-          <w:sz w:val="32"/>
-          <w:szCs w:val="32"/>
-          <w:cs/>
-          <w:lang w:bidi="th-TH"/>
-        </w:rPr>
-        <w:t>โดยใช้ระบบการสั่งการตัวละครที่ไม่ใช่ผู้เล่น (</w:t>
-      </w:r>
-      <w:r>
-        <w:rPr>
-          <w:rFonts w:ascii="TH Sarabun New" w:hAnsi="TH Sarabun New" w:cs="TH Sarabun New"/>
-          <w:sz w:val="32"/>
-          <w:szCs w:val="32"/>
-        </w:rPr>
-        <w:t xml:space="preserve">NPCs) </w:t>
-      </w:r>
-      <w:r>
-        <w:rPr>
-          <w:rFonts w:ascii="TH Sarabun New" w:hAnsi="TH Sarabun New" w:cs="TH Sarabun New"/>
-          <w:sz w:val="32"/>
-          <w:szCs w:val="32"/>
-          <w:cs/>
-          <w:lang w:bidi="th-TH"/>
-        </w:rPr>
-        <w:t>ผ่านระบบบทสนทนา (</w:t>
-      </w:r>
-      <w:r>
-        <w:rPr>
-          <w:rFonts w:ascii="TH Sarabun New" w:hAnsi="TH Sarabun New" w:cs="TH Sarabun New"/>
-          <w:sz w:val="32"/>
-          <w:szCs w:val="32"/>
-        </w:rPr>
-        <w:t xml:space="preserve">Dialog System) </w:t>
-      </w:r>
-      <w:r>
-        <w:rPr>
-          <w:rFonts w:ascii="TH Sarabun New" w:hAnsi="TH Sarabun New" w:cs="TH Sarabun New"/>
-          <w:sz w:val="32"/>
-          <w:szCs w:val="32"/>
-          <w:cs/>
-          <w:lang w:bidi="th-TH"/>
-        </w:rPr>
-        <w:t xml:space="preserve">และ </w:t>
-      </w:r>
-      <w:r>
-        <w:rPr>
-          <w:rFonts w:ascii="TH Sarabun New" w:hAnsi="TH Sarabun New" w:cs="TH Sarabun New"/>
-          <w:sz w:val="32"/>
-          <w:szCs w:val="32"/>
-        </w:rPr>
-        <w:t xml:space="preserve">Quick Chat </w:t>
-      </w:r>
-      <w:r>
-        <w:rPr>
-          <w:rFonts w:ascii="TH Sarabun New" w:hAnsi="TH Sarabun New" w:cs="TH Sarabun New"/>
-          <w:sz w:val="32"/>
-          <w:szCs w:val="32"/>
-          <w:cs/>
-          <w:lang w:bidi="th-TH"/>
-        </w:rPr>
-        <w:t>ในรูปแบบภาษาอังกฤษ ผู้เล่นจำเป็นต้องใช้ภาษาอังกฤษในการออกคำสั่งและสื่อสารเพื่อดำเนินกิจกรรมต่าง ๆ ภายในเกมอย่างต่อเนื่อง</w:t>
-      </w:r>
-    </w:p>
-    <w:p>
-      <w:pPr>
         <w:pStyle w:val="Heading4"/>
         <w:numPr>
           <w:ilvl w:val="1"/>
@@ -11950,67 +11230,6 @@
     </w:p>
     <w:p>
       <w:pPr>
-        <w:pStyle w:val="Textbody"/>
-        <w:ind w:firstLine="709"/>
-        <w:rPr>
-          <w:rFonts w:ascii="TH Sarabun New" w:hAnsi="TH Sarabun New" w:cs="TH Sarabun New"/>
-          <w:sz w:val="32"/>
-          <w:szCs w:val="32"/>
-        </w:rPr>
-      </w:pPr>
-      <w:r>
-        <w:rPr>
-          <w:rFonts w:ascii="TH Sarabun New" w:hAnsi="TH Sarabun New" w:cs="TH Sarabun New"/>
-          <w:sz w:val="32"/>
-          <w:szCs w:val="32"/>
-          <w:cs/>
-          <w:lang w:bidi="th-TH"/>
-        </w:rPr>
-        <w:t>แม้ว่าระบบเกมจะสามารถบังคับให้ผู้เล่นใช้ภาษาอังกฤษได้ตามวัตถุประสงค์ของการออกแบบ แต่ผลการทดลองพบว่าผู้เล่นส่วนใหญ่ประสบภาวะความสับสนและความเครียดในระดับหนึ่ง เนื่องจากต้องใช้กระบวนการคิดร่วมกับการเลือกใช้โครงสร้างภาษาอังกฤษที่เหมาะสมในการสื่อสารกับระบบเกม</w:t>
-      </w:r>
-    </w:p>
-    <w:p>
-      <w:pPr>
-        <w:pStyle w:val="Textbody"/>
-        <w:ind w:firstLine="709"/>
-        <w:rPr>
-          <w:rFonts w:ascii="TH Sarabun New" w:hAnsi="TH Sarabun New" w:cs="TH Sarabun New"/>
-          <w:sz w:val="32"/>
-          <w:szCs w:val="32"/>
-          <w:lang w:bidi="th-TH"/>
-        </w:rPr>
-      </w:pPr>
-      <w:r>
-        <w:rPr>
-          <w:rFonts w:ascii="TH Sarabun New" w:hAnsi="TH Sarabun New" w:cs="TH Sarabun New"/>
-          <w:sz w:val="32"/>
-          <w:szCs w:val="32"/>
-          <w:cs/>
-          <w:lang w:bidi="th-TH"/>
-        </w:rPr>
-        <w:t>นอกจากนี้ ยังพบว่าองค์ประกอบหลักของเกม (</w:t>
-      </w:r>
-      <w:r>
-        <w:rPr>
-          <w:rFonts w:ascii="TH Sarabun New" w:hAnsi="TH Sarabun New" w:cs="TH Sarabun New"/>
-          <w:sz w:val="32"/>
-          <w:szCs w:val="32"/>
-        </w:rPr>
-        <w:t xml:space="preserve">Core Gameplay) </w:t>
-      </w:r>
-      <w:r>
-        <w:rPr>
-          <w:rFonts w:ascii="TH Sarabun New" w:hAnsi="TH Sarabun New" w:cs="TH Sarabun New"/>
-          <w:sz w:val="32"/>
-          <w:szCs w:val="32"/>
-          <w:cs/>
-          <w:lang w:bidi="th-TH"/>
-        </w:rPr>
-        <w:t>ยังไม่สามารถสร้างประสบการณ์ความสนุกได้อย่างเพียงพอ ส่งผลให้เมื่อมีการเพิ่มฟีเจอร์เพิ่มเติมเข้าไป ไม่ได้ช่วยยกระดับคุณภาพของประสบการณ์การเล่น แต่กลับเพิ่มความซับซ้อนของระบบโดยรวมโดยไม่ก่อให้เกิดผลลัพธ์เชิงบวกอย่างมีนัยสำคัญ</w:t>
-      </w:r>
-    </w:p>
-    <w:p>
-      <w:pPr>
         <w:pStyle w:val="Heading4"/>
         <w:numPr>
           <w:ilvl w:val="1"/>
@@ -12039,161 +11258,6 @@
     <w:p>
       <w:pPr>
         <w:pStyle w:val="Textbody"/>
-        <w:ind w:firstLine="709"/>
-        <w:rPr>
-          <w:rFonts w:ascii="TH Sarabun New" w:hAnsi="TH Sarabun New" w:cs="TH Sarabun New"/>
-          <w:sz w:val="32"/>
-          <w:szCs w:val="32"/>
-        </w:rPr>
-      </w:pPr>
-      <w:r>
-        <w:rPr>
-          <w:rFonts w:ascii="TH Sarabun New" w:hAnsi="TH Sarabun New" w:cs="TH Sarabun New"/>
-          <w:sz w:val="32"/>
-          <w:szCs w:val="32"/>
-          <w:cs/>
-          <w:lang w:bidi="th-TH"/>
-        </w:rPr>
-        <w:t>ผลการทดลองสะท้อนให้เห็นว่า การบังคับให้ผู้เล่นใช้ภาษาอังกฤษในระดับสูงโดยไม่มีการออกแบบสมดุลระหว่าง “ภาระทางการรับรู้ (</w:t>
-      </w:r>
-      <w:r>
-        <w:rPr>
-          <w:rFonts w:ascii="TH Sarabun New" w:hAnsi="TH Sarabun New" w:cs="TH Sarabun New"/>
-          <w:sz w:val="32"/>
-          <w:szCs w:val="32"/>
-        </w:rPr>
-        <w:t xml:space="preserve">Cognitive Load)” </w:t>
-      </w:r>
-      <w:r>
-        <w:rPr>
-          <w:rFonts w:ascii="TH Sarabun New" w:hAnsi="TH Sarabun New" w:cs="TH Sarabun New"/>
-          <w:sz w:val="32"/>
-          <w:szCs w:val="32"/>
-          <w:cs/>
-          <w:lang w:bidi="th-TH"/>
-        </w:rPr>
-        <w:t>และ “ความสนุกของเกม (</w:t>
-      </w:r>
-      <w:r>
-        <w:rPr>
-          <w:rFonts w:ascii="TH Sarabun New" w:hAnsi="TH Sarabun New" w:cs="TH Sarabun New"/>
-          <w:sz w:val="32"/>
-          <w:szCs w:val="32"/>
-        </w:rPr>
-        <w:t xml:space="preserve">Game Enjoyment)” </w:t>
-      </w:r>
-      <w:r>
-        <w:rPr>
-          <w:rFonts w:ascii="TH Sarabun New" w:hAnsi="TH Sarabun New" w:cs="TH Sarabun New"/>
-          <w:sz w:val="32"/>
-          <w:szCs w:val="32"/>
-          <w:cs/>
-          <w:lang w:bidi="th-TH"/>
-        </w:rPr>
-        <w:t>อาจส่งผลให้ประสบการณ์การเล่นลดลง และก่อให้เกิดความเครียดแทนการเรียนรู้</w:t>
-      </w:r>
-    </w:p>
-    <w:p>
-      <w:pPr>
-        <w:pStyle w:val="Textbody"/>
-        <w:ind w:firstLine="709"/>
-        <w:rPr>
-          <w:rFonts w:ascii="TH Sarabun New" w:hAnsi="TH Sarabun New" w:cs="TH Sarabun New"/>
-          <w:sz w:val="32"/>
-          <w:szCs w:val="32"/>
-        </w:rPr>
-      </w:pPr>
-      <w:r>
-        <w:rPr>
-          <w:rFonts w:ascii="TH Sarabun New" w:hAnsi="TH Sarabun New" w:cs="TH Sarabun New"/>
-          <w:sz w:val="32"/>
-          <w:szCs w:val="32"/>
-          <w:cs/>
-          <w:lang w:bidi="th-TH"/>
-        </w:rPr>
-        <w:t xml:space="preserve">นอกจากนี้ ยังพบว่าการแก้ปัญหาด้วยการเพิ่มฟีเจอร์ใหม่อย่างต่อเนื่อง ไม่สามารถทดแทนข้อบกพร่องของ </w:t>
-      </w:r>
-      <w:r>
-        <w:rPr>
-          <w:rFonts w:ascii="TH Sarabun New" w:hAnsi="TH Sarabun New" w:cs="TH Sarabun New"/>
-          <w:sz w:val="32"/>
-          <w:szCs w:val="32"/>
-        </w:rPr>
-        <w:t xml:space="preserve">Core Gameplay </w:t>
-      </w:r>
-      <w:r>
-        <w:rPr>
-          <w:rFonts w:ascii="TH Sarabun New" w:hAnsi="TH Sarabun New" w:cs="TH Sarabun New"/>
-          <w:sz w:val="32"/>
-          <w:szCs w:val="32"/>
-          <w:cs/>
-          <w:lang w:bidi="th-TH"/>
-        </w:rPr>
-        <w:t>ได้ หากโครงสร้างพื้นฐานของเกมยังไม่สามารถสร้างความสนุกได้อย่างมีประสิทธิภาพ การเพิ่มระบบเพิ่มเติมจะยิ่งเพิ่มภาระในการพัฒนาโดยไม่ก่อให้เกิดการพัฒนาคุณภาพของประสบการณ์ผู้เล่น</w:t>
-      </w:r>
-    </w:p>
-    <w:p>
-      <w:pPr>
-        <w:pStyle w:val="Textbody"/>
-        <w:ind w:firstLine="709"/>
-        <w:rPr>
-          <w:rFonts w:ascii="TH Sarabun New" w:hAnsi="TH Sarabun New" w:cs="TH Sarabun New"/>
-          <w:sz w:val="32"/>
-          <w:szCs w:val="32"/>
-          <w:lang w:bidi="th-TH"/>
-        </w:rPr>
-      </w:pPr>
-      <w:r>
-        <w:rPr>
-          <w:rFonts w:ascii="TH Sarabun New" w:hAnsi="TH Sarabun New" w:cs="TH Sarabun New"/>
-          <w:sz w:val="32"/>
-          <w:szCs w:val="32"/>
-          <w:cs/>
-          <w:lang w:bidi="th-TH"/>
-        </w:rPr>
-        <w:lastRenderedPageBreak/>
-        <w:t xml:space="preserve">ดังนั้น จึงสามารถสรุปได้ว่า การออกแบบเกมเพื่อการเรียนรู้ควรเริ่มต้นจากการพัฒนา </w:t>
-      </w:r>
-      <w:r>
-        <w:rPr>
-          <w:rFonts w:ascii="TH Sarabun New" w:hAnsi="TH Sarabun New" w:cs="TH Sarabun New"/>
-          <w:sz w:val="32"/>
-          <w:szCs w:val="32"/>
-        </w:rPr>
-        <w:t xml:space="preserve">Core Gameplay Loop </w:t>
-      </w:r>
-      <w:r>
-        <w:rPr>
-          <w:rFonts w:ascii="TH Sarabun New" w:hAnsi="TH Sarabun New" w:cs="TH Sarabun New"/>
-          <w:sz w:val="32"/>
-          <w:szCs w:val="32"/>
-          <w:cs/>
-          <w:lang w:bidi="th-TH"/>
-        </w:rPr>
-        <w:t>ที่มีความสนุก เข้าใจง่าย และมีความลื่นไหลในการเล่น ก่อนที่จะบูรณาการองค์ประกอบด้านภาษาอังกฤษเข้าไปในระบบอย่างเป็นธรรมชาติ โดยมุ่งเน้นกลุ่มผู้เล่นทั่วไป (</w:t>
-      </w:r>
-      <w:r>
-        <w:rPr>
-          <w:rFonts w:ascii="TH Sarabun New" w:hAnsi="TH Sarabun New" w:cs="TH Sarabun New"/>
-          <w:sz w:val="32"/>
-          <w:szCs w:val="32"/>
-        </w:rPr>
-        <w:t xml:space="preserve">Casual Players) </w:t>
-      </w:r>
-      <w:r>
-        <w:rPr>
-          <w:rFonts w:ascii="TH Sarabun New" w:hAnsi="TH Sarabun New" w:cs="TH Sarabun New"/>
-          <w:sz w:val="32"/>
-          <w:szCs w:val="32"/>
-          <w:cs/>
-          <w:lang w:bidi="th-TH"/>
-        </w:rPr>
-        <w:t>เป็นหลัก</w:t>
-      </w:r>
-    </w:p>
-    <w:p>
-      <w:pPr>
-        <w:pStyle w:val="Textbody"/>
         <w:rPr>
           <w:rFonts w:ascii="TH Sarabun New" w:hAnsi="TH Sarabun New" w:cs="TH Sarabun New"/>
           <w:sz w:val="32"/>
@@ -12233,44 +11297,7 @@
         </w:rPr>
         <w:t xml:space="preserve">3: </w:t>
       </w:r>
-      <w:r>
-        <w:rPr>
-          <w:rFonts w:ascii="TH Sarabun New" w:hAnsi="TH Sarabun New"/>
-          <w:sz w:val="32"/>
-          <w:cs/>
-          <w:lang w:bidi="th-TH"/>
-        </w:rPr>
-        <w:t xml:space="preserve">เกม </w:t>
-      </w:r>
-      <w:r>
-        <w:rPr>
-          <w:rFonts w:ascii="TH Sarabun New" w:hAnsi="TH Sarabun New"/>
-          <w:sz w:val="32"/>
-          <w:lang w:bidi="th-TH"/>
-        </w:rPr>
-        <w:t>Party</w:t>
-      </w:r>
       <w:bookmarkEnd w:id="47"/>
-    </w:p>
-    <w:p>
-      <w:pPr>
-        <w:rPr>
-          <w:rFonts w:ascii="TH Sarabun New" w:hAnsi="TH Sarabun New"/>
-          <w:b/>
-          <w:bCs/>
-          <w:sz w:val="32"/>
-          <w:lang w:bidi="th-TH"/>
-        </w:rPr>
-      </w:pPr>
-      <w:r>
-        <w:rPr>
-          <w:rFonts w:ascii="TH Sarabun New" w:hAnsi="TH Sarabun New"/>
-          <w:sz w:val="32"/>
-          <w:cs/>
-          <w:lang w:bidi="th-TH"/>
-        </w:rPr>
-        <w:t>ช่วงเวลาดำเนินงาน: พฤษภาคม – มิถุนายน</w:t>
-      </w:r>
     </w:p>
     <w:p>
       <w:pPr>
@@ -12301,97 +11328,6 @@
     </w:p>
     <w:p>
       <w:pPr>
-        <w:ind w:firstLine="709"/>
-        <w:rPr>
-          <w:rFonts w:ascii="TH Sarabun New" w:hAnsi="TH Sarabun New"/>
-          <w:sz w:val="32"/>
-        </w:rPr>
-      </w:pPr>
-      <w:r>
-        <w:rPr>
-          <w:rFonts w:ascii="TH Sarabun New" w:hAnsi="TH Sarabun New"/>
-          <w:sz w:val="32"/>
-          <w:cs/>
-          <w:lang w:bidi="th-TH"/>
-        </w:rPr>
-        <w:t xml:space="preserve">ได้ดำเนินการพัฒนาเกมต้นแบบในรูปแบบ </w:t>
-      </w:r>
-      <w:r>
-        <w:rPr>
-          <w:rFonts w:ascii="TH Sarabun New" w:hAnsi="TH Sarabun New"/>
-          <w:sz w:val="32"/>
-        </w:rPr>
-        <w:t xml:space="preserve">Party PvP </w:t>
-      </w:r>
-      <w:r>
-        <w:rPr>
-          <w:rFonts w:ascii="TH Sarabun New" w:hAnsi="TH Sarabun New"/>
-          <w:sz w:val="32"/>
-          <w:cs/>
-          <w:lang w:bidi="th-TH"/>
-        </w:rPr>
-        <w:t>และนำไปทดลองใช้งานกับผู้เรียนจำนวน 30 คน ซึ่งเป็นนักเรียนระดับชั้นมัธยมศึกษาปีที่ 1 ถึงมัธยมศึกษาปีที่ 6 เป็นระยะเวลา 5 วัน</w:t>
-      </w:r>
-    </w:p>
-    <w:p>
-      <w:pPr>
-        <w:ind w:firstLine="709"/>
-        <w:rPr>
-          <w:rFonts w:ascii="TH Sarabun New" w:hAnsi="TH Sarabun New"/>
-          <w:b/>
-          <w:bCs/>
-          <w:sz w:val="32"/>
-          <w:lang w:bidi="th-TH"/>
-        </w:rPr>
-      </w:pPr>
-      <w:r>
-        <w:rPr>
-          <w:rFonts w:ascii="TH Sarabun New" w:hAnsi="TH Sarabun New"/>
-          <w:sz w:val="32"/>
-          <w:cs/>
-          <w:lang w:bidi="th-TH"/>
-        </w:rPr>
-        <w:t>เกมถูกออกแบบให้มีลักษณะการเล่นที่เรียบง่ายและสามารถเรียนรู้ได้อย่างรวดเร็ว โดยเน้นการแข่งขันระหว่างผู้เล่น (</w:t>
-      </w:r>
-      <w:r>
-        <w:rPr>
-          <w:rFonts w:ascii="TH Sarabun New" w:hAnsi="TH Sarabun New"/>
-          <w:sz w:val="32"/>
-        </w:rPr>
-        <w:t xml:space="preserve">Player versus Player) </w:t>
-      </w:r>
-      <w:r>
-        <w:rPr>
-          <w:rFonts w:ascii="TH Sarabun New" w:hAnsi="TH Sarabun New"/>
-          <w:sz w:val="32"/>
-          <w:cs/>
-          <w:lang w:bidi="th-TH"/>
-        </w:rPr>
-        <w:t>ในรูปแบบเกมแอ</w:t>
-      </w:r>
-      <w:proofErr w:type="spellStart"/>
-      <w:r>
-        <w:rPr>
-          <w:rFonts w:ascii="TH Sarabun New" w:hAnsi="TH Sarabun New"/>
-          <w:sz w:val="32"/>
-          <w:cs/>
-          <w:lang w:bidi="th-TH"/>
-        </w:rPr>
-        <w:t>็ก</w:t>
-      </w:r>
-      <w:proofErr w:type="spellEnd"/>
-      <w:r>
-        <w:rPr>
-          <w:rFonts w:ascii="TH Sarabun New" w:hAnsi="TH Sarabun New"/>
-          <w:sz w:val="32"/>
-          <w:cs/>
-          <w:lang w:bidi="th-TH"/>
-        </w:rPr>
-        <w:t>ชันที่มีจังหวะการเล่นรวดเร็ว เพื่อส่งเสริมการมีปฏิสัมพันธ์ระหว่างผู้เล่นและสร้างประสบการณ์การเล่นที่มีความต่อเนื่อง</w:t>
-      </w:r>
-    </w:p>
-    <w:p>
-      <w:pPr>
         <w:pStyle w:val="Heading4"/>
         <w:numPr>
           <w:ilvl w:val="1"/>
@@ -12419,70 +11355,6 @@
     </w:p>
     <w:p>
       <w:pPr>
-        <w:pStyle w:val="Textbody"/>
-        <w:ind w:firstLine="709"/>
-        <w:rPr>
-          <w:rFonts w:ascii="TH Sarabun New" w:hAnsi="TH Sarabun New" w:cs="TH Sarabun New"/>
-          <w:sz w:val="32"/>
-          <w:szCs w:val="32"/>
-        </w:rPr>
-      </w:pPr>
-      <w:r>
-        <w:rPr>
-          <w:rFonts w:ascii="TH Sarabun New" w:hAnsi="TH Sarabun New" w:cs="TH Sarabun New"/>
-          <w:sz w:val="32"/>
-          <w:szCs w:val="32"/>
-          <w:cs/>
-          <w:lang w:bidi="th-TH"/>
-        </w:rPr>
-        <w:t>ผลการทดลองพบว่าเกมได้รับการตอบรับในระดับสูงจากผู้เล่น โดยผู้เล่นส่วนใหญ่สามารถทำความเข้าใจกลไกของเกมได้อย่างรวดเร็ว และสามารถมีส่วนร่วมกับกิจกรรมภายในเกมได้ตั้งแต่ช่วงเริ่มต้นของการเล่น</w:t>
-      </w:r>
-    </w:p>
-    <w:p>
-      <w:pPr>
-        <w:pStyle w:val="Textbody"/>
-        <w:ind w:firstLine="709"/>
-        <w:rPr>
-          <w:rFonts w:ascii="TH Sarabun New" w:hAnsi="TH Sarabun New" w:cs="TH Sarabun New"/>
-          <w:sz w:val="32"/>
-          <w:szCs w:val="32"/>
-        </w:rPr>
-      </w:pPr>
-      <w:r>
-        <w:rPr>
-          <w:rFonts w:ascii="TH Sarabun New" w:hAnsi="TH Sarabun New" w:cs="TH Sarabun New"/>
-          <w:sz w:val="32"/>
-          <w:szCs w:val="32"/>
-          <w:cs/>
-          <w:lang w:bidi="th-TH"/>
-        </w:rPr>
-        <w:t>ลักษณะของเกมที่มีความรวดเร็วในการดำเนินเกม การแข่งขันอย่างต่อเนื่อง และการเกิดเหตุการณ์แบบเรียลไทม์ ส่งผลให้ผู้เล่นเกิดความตื่นเต้นและมีแนวโน้มในการกลับมาเล่นซ้ำ อีกทั้งยังส่งเสริมการมีปฏิสัมพันธ์ระหว่างผู้เล่นทั้งในมิติของการแข่งขันและการสื่อสารระหว่างการเล่น</w:t>
-      </w:r>
-    </w:p>
-    <w:p>
-      <w:pPr>
-        <w:pStyle w:val="Textbody"/>
-        <w:ind w:firstLine="709"/>
-        <w:rPr>
-          <w:rFonts w:ascii="TH Sarabun New" w:hAnsi="TH Sarabun New" w:cs="TH Sarabun New"/>
-          <w:sz w:val="32"/>
-          <w:szCs w:val="32"/>
-          <w:lang w:bidi="th-TH"/>
-        </w:rPr>
-      </w:pPr>
-      <w:r>
-        <w:rPr>
-          <w:rFonts w:ascii="TH Sarabun New" w:hAnsi="TH Sarabun New" w:cs="TH Sarabun New"/>
-          <w:sz w:val="32"/>
-          <w:szCs w:val="32"/>
-          <w:cs/>
-          <w:lang w:bidi="th-TH"/>
-        </w:rPr>
-        <w:t>อย่างไรก็ตาม เมื่อมีการทดลองบูรณาการเนื้อหาด้านการเรียนรู้ภาษาอังกฤษ พบว่าไม่สามารถผสานเข้ากับโครงสร้างของเกมได้อย่างเหมาะสม เนื่องจากจังหวะการเล่นที่รวดเร็วไม่เอื้อต่อการใช้กระบวนการคิด การอ่าน หรือการสื่อสารเชิงภาษา หากมีการแทรกกิจกรรมการเรียนรู้เข้าไป จะส่งผลให้จังหวะการเล่นขาดความต่อเนื่องและลดคุณภาพของประสบการณ์ผู้เล่นโดยรวม</w:t>
-      </w:r>
-    </w:p>
-    <w:p>
-      <w:pPr>
         <w:pStyle w:val="Heading4"/>
         <w:numPr>
           <w:ilvl w:val="1"/>
@@ -12510,125 +11382,6 @@
     </w:p>
     <w:p>
       <w:pPr>
-        <w:pStyle w:val="Textbody"/>
-        <w:ind w:firstLine="709"/>
-        <w:rPr>
-          <w:rFonts w:ascii="TH Sarabun New" w:hAnsi="TH Sarabun New" w:cs="TH Sarabun New"/>
-          <w:sz w:val="32"/>
-          <w:szCs w:val="32"/>
-        </w:rPr>
-      </w:pPr>
-      <w:r>
-        <w:rPr>
-          <w:rFonts w:ascii="TH Sarabun New" w:hAnsi="TH Sarabun New" w:cs="TH Sarabun New"/>
-          <w:sz w:val="32"/>
-          <w:szCs w:val="32"/>
-          <w:cs/>
-          <w:lang w:bidi="th-TH"/>
-        </w:rPr>
-        <w:t>ผลการทดลองสะท้อนให้เห็นว่า องค์ประกอบด้านความสนุก การแข่งขัน และการมีปฏิสัมพันธ์ระหว่างผู้เล่น เป็นปัจจัยสำคัญที่ส่งผลต่อความต้องการในการกลับมาเล่นซ้ำของผู้เล่น</w:t>
-      </w:r>
-    </w:p>
-    <w:p>
-      <w:pPr>
-        <w:pStyle w:val="Textbody"/>
-        <w:ind w:firstLine="709"/>
-        <w:rPr>
-          <w:rFonts w:ascii="TH Sarabun New" w:hAnsi="TH Sarabun New" w:cs="TH Sarabun New"/>
-          <w:sz w:val="32"/>
-          <w:szCs w:val="32"/>
-        </w:rPr>
-      </w:pPr>
-      <w:r>
-        <w:rPr>
-          <w:rFonts w:ascii="TH Sarabun New" w:hAnsi="TH Sarabun New" w:cs="TH Sarabun New"/>
-          <w:sz w:val="32"/>
-          <w:szCs w:val="32"/>
-          <w:cs/>
-          <w:lang w:bidi="th-TH"/>
-        </w:rPr>
-        <w:lastRenderedPageBreak/>
-        <w:t>ในขณะเดียวกัน ยังพบว่า หากวงจรการเล่นหลัก (</w:t>
-      </w:r>
-      <w:r>
-        <w:rPr>
-          <w:rFonts w:ascii="TH Sarabun New" w:hAnsi="TH Sarabun New" w:cs="TH Sarabun New"/>
-          <w:sz w:val="32"/>
-          <w:szCs w:val="32"/>
-        </w:rPr>
-        <w:t xml:space="preserve">Core Gameplay Loop) </w:t>
-      </w:r>
-      <w:r>
-        <w:rPr>
-          <w:rFonts w:ascii="TH Sarabun New" w:hAnsi="TH Sarabun New" w:cs="TH Sarabun New"/>
-          <w:sz w:val="32"/>
-          <w:szCs w:val="32"/>
-          <w:cs/>
-          <w:lang w:bidi="th-TH"/>
-        </w:rPr>
-        <w:t>ไม่ได้ถูกออกแบบให้รองรับการเรียนรู้ตั้งแต่ระยะเริ่มต้น การพยายามเพิ่มองค์ประกอบด้านการศึกษาในภายหลังจะส่งผลกระทบต่อความลื่นไหลของเกม และลดคุณภาพของประสบการณ์การเล่นโดยรวม</w:t>
-      </w:r>
-    </w:p>
-    <w:p>
-      <w:pPr>
-        <w:pStyle w:val="Textbody"/>
-        <w:ind w:firstLine="709"/>
-        <w:rPr>
-          <w:rFonts w:ascii="TH Sarabun New" w:hAnsi="TH Sarabun New" w:cs="TH Sarabun New"/>
-          <w:sz w:val="32"/>
-          <w:szCs w:val="32"/>
-          <w:lang w:bidi="th-TH"/>
-        </w:rPr>
-      </w:pPr>
-      <w:r>
-        <w:rPr>
-          <w:rFonts w:ascii="TH Sarabun New" w:hAnsi="TH Sarabun New" w:cs="TH Sarabun New"/>
-          <w:sz w:val="32"/>
-          <w:szCs w:val="32"/>
-          <w:cs/>
-          <w:lang w:bidi="th-TH"/>
-        </w:rPr>
-        <w:t xml:space="preserve">ดังนั้น จึงสามารถสรุปได้ว่า การพัฒนาเกมเพื่อการเรียนรู้ที่มีประสิทธิภาพควรออกแบบ </w:t>
-      </w:r>
-      <w:r>
-        <w:rPr>
-          <w:rFonts w:ascii="TH Sarabun New" w:hAnsi="TH Sarabun New" w:cs="TH Sarabun New"/>
-          <w:sz w:val="32"/>
-          <w:szCs w:val="32"/>
-        </w:rPr>
-        <w:t xml:space="preserve">Core Gameplay Loop </w:t>
-      </w:r>
-      <w:r>
-        <w:rPr>
-          <w:rFonts w:ascii="TH Sarabun New" w:hAnsi="TH Sarabun New" w:cs="TH Sarabun New"/>
-          <w:sz w:val="32"/>
-          <w:szCs w:val="32"/>
-          <w:cs/>
-          <w:lang w:bidi="th-TH"/>
-        </w:rPr>
-        <w:t>ให้สามารถบูรณาการการใช้ภาษาอังกฤษได้ตั้งแต่ต้น โดยให้การเรียนรู้เกิดขึ้นผ่านกระบวนการเล่น (</w:t>
-      </w:r>
-      <w:r>
-        <w:rPr>
-          <w:rFonts w:ascii="TH Sarabun New" w:hAnsi="TH Sarabun New" w:cs="TH Sarabun New"/>
-          <w:sz w:val="32"/>
-          <w:szCs w:val="32"/>
-        </w:rPr>
-        <w:t xml:space="preserve">Learning through Gameplay) </w:t>
-      </w:r>
-      <w:r>
-        <w:rPr>
-          <w:rFonts w:ascii="TH Sarabun New" w:hAnsi="TH Sarabun New" w:cs="TH Sarabun New"/>
-          <w:sz w:val="32"/>
-          <w:szCs w:val="32"/>
-          <w:cs/>
-          <w:lang w:bidi="th-TH"/>
-        </w:rPr>
-        <w:t>อย่างเป็นธรรมชาติ แทนการแยกกิจกรรมการเรียนรู้ออกจากระบบเกมหลัก ซึ่งจะช่วยรักษาสมดุลระหว่างคุณค่าด้านความบันเทิงและผลลัพธ์ด้านการเรียนรู้ได้อย่างเหมาะสม</w:t>
-      </w:r>
-    </w:p>
-    <w:p>
-      <w:pPr>
         <w:pStyle w:val="Heading3"/>
         <w:numPr>
           <w:ilvl w:val="0"/>
@@ -12671,10 +11424,6 @@
     <w:p>
       <w:pPr>
         <w:pStyle w:val="Heading4"/>
-        <w:numPr>
-          <w:ilvl w:val="1"/>
-          <w:numId w:val="27"/>
-        </w:numPr>
         <w:rPr>
           <w:rFonts w:ascii="TH Sarabun New" w:hAnsi="TH Sarabun New" w:cs="TH Sarabun New"/>
           <w:b w:val="0"/>
@@ -12686,7 +11435,7 @@
       </w:pPr>
       <w:r>
         <w:rPr>
-          <w:rFonts w:ascii="TH Sarabun New" w:hAnsi="TH Sarabun New" w:cs="TH Sarabun New"/>
+          <w:rFonts w:ascii="TH Sarabun New" w:hAnsi="TH Sarabun New" w:cs="TH Sarabun New" w:hint="cs"/>
           <w:b w:val="0"/>
           <w:bCs w:val="0"/>
           <w:sz w:val="32"/>
@@ -12694,123 +11443,42 @@
           <w:cs/>
           <w:lang w:bidi="th-TH"/>
         </w:rPr>
+        <w:t xml:space="preserve">4.1 </w:t>
+      </w:r>
+      <w:r>
+        <w:rPr>
+          <w:rFonts w:ascii="TH Sarabun New" w:hAnsi="TH Sarabun New" w:cs="TH Sarabun New"/>
+          <w:b w:val="0"/>
+          <w:bCs w:val="0"/>
+          <w:sz w:val="32"/>
+          <w:szCs w:val="32"/>
+          <w:cs/>
+          <w:lang w:bidi="th-TH"/>
+        </w:rPr>
         <w:t>การสังเคราะห์องค์ความรู้จากการทดลอง</w:t>
       </w:r>
     </w:p>
     <w:p>
       <w:pPr>
         <w:pStyle w:val="Textbody"/>
-        <w:ind w:firstLine="709"/>
-        <w:rPr>
-          <w:rFonts w:ascii="TH Sarabun New" w:hAnsi="TH Sarabun New" w:cs="TH Sarabun New"/>
-          <w:sz w:val="32"/>
-          <w:szCs w:val="32"/>
-        </w:rPr>
-      </w:pPr>
-      <w:r>
-        <w:rPr>
-          <w:rFonts w:ascii="TH Sarabun New" w:hAnsi="TH Sarabun New" w:cs="TH Sarabun New"/>
-          <w:sz w:val="32"/>
-          <w:szCs w:val="32"/>
-          <w:cs/>
-          <w:lang w:bidi="th-TH"/>
-        </w:rPr>
-        <w:t xml:space="preserve">จากการพัฒนาและทดลองต้นแบบเกมทั้ง </w:t>
-      </w:r>
-      <w:r>
-        <w:rPr>
-          <w:rFonts w:ascii="TH Sarabun New" w:hAnsi="TH Sarabun New" w:cs="TH Sarabun New"/>
-          <w:sz w:val="32"/>
-          <w:szCs w:val="32"/>
-        </w:rPr>
-        <w:t>3</w:t>
-      </w:r>
-      <w:r>
-        <w:rPr>
-          <w:rFonts w:ascii="TH Sarabun New" w:hAnsi="TH Sarabun New" w:cs="TH Sarabun New"/>
-          <w:sz w:val="32"/>
-          <w:szCs w:val="32"/>
-          <w:cs/>
-          <w:lang w:bidi="th-TH"/>
-        </w:rPr>
-        <w:t xml:space="preserve"> รูปแบบ ได้แก่ </w:t>
-      </w:r>
-      <w:r>
-        <w:rPr>
-          <w:rFonts w:ascii="TH Sarabun New" w:hAnsi="TH Sarabun New" w:cs="TH Sarabun New"/>
-          <w:sz w:val="32"/>
-          <w:szCs w:val="32"/>
-        </w:rPr>
-        <w:t xml:space="preserve">Adventure RPG, Colony + Survival </w:t>
-      </w:r>
-      <w:r>
-        <w:rPr>
-          <w:rFonts w:ascii="TH Sarabun New" w:hAnsi="TH Sarabun New" w:cs="TH Sarabun New"/>
-          <w:sz w:val="32"/>
-          <w:szCs w:val="32"/>
-          <w:cs/>
-          <w:lang w:bidi="th-TH"/>
-        </w:rPr>
-        <w:t xml:space="preserve">และ </w:t>
-      </w:r>
-      <w:r>
-        <w:rPr>
-          <w:rFonts w:ascii="TH Sarabun New" w:hAnsi="TH Sarabun New" w:cs="TH Sarabun New"/>
-          <w:sz w:val="32"/>
-          <w:szCs w:val="32"/>
-        </w:rPr>
-        <w:t xml:space="preserve">Party PvP </w:t>
-      </w:r>
-      <w:r>
-        <w:rPr>
-          <w:rFonts w:ascii="TH Sarabun New" w:hAnsi="TH Sarabun New" w:cs="TH Sarabun New"/>
-          <w:sz w:val="32"/>
-          <w:szCs w:val="32"/>
-          <w:cs/>
-          <w:lang w:bidi="th-TH"/>
-        </w:rPr>
-        <w:t>พบว่าการทดลองแต่ละครั้งให้ข้อมูลเชิงประจักษ์ที่สะท้อนทั้งจุดแข็งและข้อจำกัดของแนวทางการออกแบบเกมเพื่อส่งเสริมการเรียนรู้ภาษาอังกฤษ ส่งผลให้สามารถสังเคราะห์องค์ความรู้และกำหนดแนวทางการออกแบบต้นแบบเกมในระยะปัจจุบันได้อย่างเป็นระบบ</w:t>
-      </w:r>
+        <w:rPr>
+          <w:rFonts w:ascii="TH Sarabun New" w:hAnsi="TH Sarabun New" w:cs="TH Sarabun New"/>
+          <w:sz w:val="32"/>
+          <w:szCs w:val="32"/>
+          <w:lang w:bidi="th-TH"/>
+        </w:rPr>
+      </w:pPr>
     </w:p>
     <w:p>
       <w:pPr>
         <w:pStyle w:val="Textbody"/>
-        <w:ind w:firstLine="709"/>
-        <w:rPr>
-          <w:rFonts w:ascii="TH Sarabun New" w:hAnsi="TH Sarabun New" w:cs="TH Sarabun New"/>
-          <w:sz w:val="32"/>
-          <w:szCs w:val="32"/>
-          <w:lang w:bidi="th-TH"/>
-        </w:rPr>
-      </w:pPr>
-      <w:r>
-        <w:rPr>
-          <w:rFonts w:ascii="TH Sarabun New" w:hAnsi="TH Sarabun New" w:cs="TH Sarabun New"/>
-          <w:sz w:val="32"/>
-          <w:szCs w:val="32"/>
-          <w:cs/>
-          <w:lang w:bidi="th-TH"/>
-        </w:rPr>
-        <w:t xml:space="preserve">การพัฒนาต้นแบบในแต่ละรอบไม่ได้มุ่งเพียงการสร้างเกมรูปแบบใหม่ แต่เป็นกระบวนการ </w:t>
-      </w:r>
-      <w:r>
-        <w:rPr>
-          <w:rFonts w:ascii="TH Sarabun New" w:hAnsi="TH Sarabun New" w:cs="TH Sarabun New"/>
-          <w:sz w:val="32"/>
-          <w:szCs w:val="32"/>
-        </w:rPr>
-        <w:t xml:space="preserve">Design Iteration </w:t>
-      </w:r>
-      <w:r>
-        <w:rPr>
-          <w:rFonts w:ascii="TH Sarabun New" w:hAnsi="TH Sarabun New" w:cs="TH Sarabun New"/>
-          <w:sz w:val="32"/>
-          <w:szCs w:val="32"/>
-          <w:cs/>
-          <w:lang w:bidi="th-TH"/>
-        </w:rPr>
-        <w:t>ที่อาศัยผลการทดลองจริงมาปรับปรุงแนวคิดการออกแบบอย่างต่อเนื่อง โดยให้ความสำคัญกับการสร้างสมดุลระหว่าง "ความสนุกของเกม" และ "ประสิทธิภาพในการส่งเสริมการเรียนรู้" ซึ่งเป็นเป้าหมายหลักของโครงการ</w:t>
-      </w:r>
+        <w:rPr>
+          <w:rFonts w:ascii="TH Sarabun New" w:hAnsi="TH Sarabun New" w:cs="TH Sarabun New"/>
+          <w:sz w:val="32"/>
+          <w:szCs w:val="32"/>
+          <w:lang w:bidi="th-TH"/>
+        </w:rPr>
+      </w:pPr>
     </w:p>
     <w:p>
       <w:pPr>
@@ -12838,633 +11506,8 @@
           <w:cs/>
           <w:lang w:bidi="th-TH"/>
         </w:rPr>
-        <w:t>การประยุกต์ใช้บทเรียนจากการทดลอง</w:t>
-      </w:r>
-    </w:p>
-    <w:tbl>
-      <w:tblPr>
-        <w:tblStyle w:val="TableGrid"/>
-        <w:tblW w:w="0" w:type="auto"/>
-        <w:tblLook w:val="04A0" w:firstRow="1" w:lastRow="0" w:firstColumn="1" w:lastColumn="0" w:noHBand="0" w:noVBand="1"/>
-      </w:tblPr>
-      <w:tblGrid>
-        <w:gridCol w:w="3539"/>
-        <w:gridCol w:w="6423"/>
-      </w:tblGrid>
-      <w:tr>
-        <w:tc>
-          <w:tcPr>
-            <w:tcW w:w="3539" w:type="dxa"/>
-          </w:tcPr>
-          <w:p>
-            <w:pPr>
-              <w:pStyle w:val="Textbody"/>
-              <w:rPr>
-                <w:rFonts w:ascii="TH Sarabun New" w:hAnsi="TH Sarabun New" w:cs="TH Sarabun New"/>
-                <w:sz w:val="32"/>
-                <w:szCs w:val="32"/>
-                <w:lang w:bidi="th-TH"/>
-              </w:rPr>
-            </w:pPr>
-            <w:r>
-              <w:rPr>
-                <w:rFonts w:ascii="TH Sarabun New" w:hAnsi="TH Sarabun New" w:cs="TH Sarabun New"/>
-                <w:sz w:val="32"/>
-                <w:szCs w:val="32"/>
-                <w:cs/>
-                <w:lang w:bidi="th-TH"/>
-              </w:rPr>
-              <w:t>บทเรียนจากการทดลอง</w:t>
-            </w:r>
-          </w:p>
-        </w:tc>
-        <w:tc>
-          <w:tcPr>
-            <w:tcW w:w="6423" w:type="dxa"/>
-          </w:tcPr>
-          <w:p>
-            <w:pPr>
-              <w:pStyle w:val="Textbody"/>
-              <w:rPr>
-                <w:rFonts w:ascii="TH Sarabun New" w:hAnsi="TH Sarabun New" w:cs="TH Sarabun New"/>
-                <w:sz w:val="32"/>
-                <w:szCs w:val="32"/>
-                <w:lang w:bidi="th-TH"/>
-              </w:rPr>
-            </w:pPr>
-            <w:r>
-              <w:rPr>
-                <w:rFonts w:ascii="TH Sarabun New" w:hAnsi="TH Sarabun New" w:cs="TH Sarabun New"/>
-                <w:sz w:val="32"/>
-                <w:szCs w:val="32"/>
-                <w:cs/>
-                <w:lang w:bidi="th-TH"/>
-              </w:rPr>
-              <w:t xml:space="preserve">การประยุกต์ใช้ในการออกแบบเกม </w:t>
-            </w:r>
-            <w:r>
-              <w:rPr>
-                <w:rFonts w:ascii="TH Sarabun New" w:hAnsi="TH Sarabun New" w:cs="TH Sarabun New"/>
-                <w:sz w:val="32"/>
-                <w:szCs w:val="32"/>
-              </w:rPr>
-              <w:t>Puzzle/Survival</w:t>
-            </w:r>
-          </w:p>
-        </w:tc>
-      </w:tr>
-      <w:tr>
-        <w:tc>
-          <w:tcPr>
-            <w:tcW w:w="3539" w:type="dxa"/>
-          </w:tcPr>
-          <w:p>
-            <w:pPr>
-              <w:pStyle w:val="Textbody"/>
-              <w:rPr>
-                <w:rFonts w:ascii="TH Sarabun New" w:hAnsi="TH Sarabun New" w:cs="TH Sarabun New"/>
-                <w:sz w:val="32"/>
-                <w:szCs w:val="32"/>
-                <w:lang w:bidi="th-TH"/>
-              </w:rPr>
-            </w:pPr>
-            <w:r>
-              <w:rPr>
-                <w:rFonts w:ascii="TH Sarabun New" w:hAnsi="TH Sarabun New" w:cs="TH Sarabun New"/>
-                <w:sz w:val="32"/>
-                <w:szCs w:val="32"/>
-                <w:lang w:bidi="th-TH"/>
-              </w:rPr>
-              <w:t xml:space="preserve">Adventure RPG: </w:t>
-            </w:r>
-            <w:r>
-              <w:rPr>
-                <w:rFonts w:ascii="TH Sarabun New" w:hAnsi="TH Sarabun New" w:cs="TH Sarabun New"/>
-                <w:sz w:val="32"/>
-                <w:szCs w:val="32"/>
-                <w:cs/>
-                <w:lang w:bidi="th-TH"/>
-              </w:rPr>
-              <w:t>ระบบการแข่งขันและรางวัลช่วยกระตุ้นให้ผู้เล่นกล้าใช้ภาษาอังกฤษ</w:t>
-            </w:r>
-          </w:p>
-        </w:tc>
-        <w:tc>
-          <w:tcPr>
-            <w:tcW w:w="6423" w:type="dxa"/>
-          </w:tcPr>
-          <w:p>
-            <w:pPr>
-              <w:pStyle w:val="Textbody"/>
-              <w:rPr>
-                <w:rFonts w:ascii="TH Sarabun New" w:hAnsi="TH Sarabun New" w:cs="TH Sarabun New"/>
-                <w:sz w:val="32"/>
-                <w:szCs w:val="32"/>
-                <w:lang w:bidi="th-TH"/>
-              </w:rPr>
-            </w:pPr>
-            <w:r>
-              <w:rPr>
-                <w:rFonts w:ascii="TH Sarabun New" w:hAnsi="TH Sarabun New" w:cs="TH Sarabun New"/>
-                <w:sz w:val="32"/>
-                <w:szCs w:val="32"/>
-                <w:cs/>
-                <w:lang w:bidi="th-TH"/>
-              </w:rPr>
-              <w:t>ปรับให้การใช้ภาษาอังกฤษเป็นส่วนหนึ่งของการแก้ปริศนาและการเอาชนะอุปสรรค โดยผู้เล่นจะได้รับความก้าวหน้าและรางวัลจากการตีความข้อมูลภาษาอังกฤษได้อย่างถูกต้อง</w:t>
-            </w:r>
-          </w:p>
-        </w:tc>
-      </w:tr>
-      <w:tr>
-        <w:tc>
-          <w:tcPr>
-            <w:tcW w:w="3539" w:type="dxa"/>
-          </w:tcPr>
-          <w:p>
-            <w:pPr>
-              <w:pStyle w:val="Textbody"/>
-              <w:rPr>
-                <w:rFonts w:ascii="TH Sarabun New" w:hAnsi="TH Sarabun New" w:cs="TH Sarabun New"/>
-                <w:sz w:val="32"/>
-                <w:szCs w:val="32"/>
-                <w:cs/>
-                <w:lang w:bidi="th-TH"/>
-              </w:rPr>
-            </w:pPr>
-            <w:r>
-              <w:rPr>
-                <w:rFonts w:ascii="TH Sarabun New" w:hAnsi="TH Sarabun New" w:cs="TH Sarabun New"/>
-                <w:sz w:val="32"/>
-                <w:szCs w:val="32"/>
-                <w:lang w:bidi="th-TH"/>
-              </w:rPr>
-              <w:t xml:space="preserve">Adventure RPG: </w:t>
-            </w:r>
-            <w:r>
-              <w:rPr>
-                <w:rFonts w:ascii="TH Sarabun New" w:hAnsi="TH Sarabun New" w:cs="TH Sarabun New"/>
-                <w:sz w:val="32"/>
-                <w:szCs w:val="32"/>
-                <w:cs/>
-                <w:lang w:bidi="th-TH"/>
-              </w:rPr>
-              <w:t>โครงการต้องมีขอบเขตที่เหมาะสมกับทรัพยากรของทีม</w:t>
-            </w:r>
-          </w:p>
-        </w:tc>
-        <w:tc>
-          <w:tcPr>
-            <w:tcW w:w="6423" w:type="dxa"/>
-          </w:tcPr>
-          <w:p>
-            <w:pPr>
-              <w:pStyle w:val="Textbody"/>
-              <w:rPr>
-                <w:rFonts w:ascii="TH Sarabun New" w:hAnsi="TH Sarabun New" w:cs="TH Sarabun New"/>
-                <w:sz w:val="32"/>
-                <w:szCs w:val="32"/>
-                <w:lang w:bidi="th-TH"/>
-              </w:rPr>
-            </w:pPr>
-            <w:r>
-              <w:rPr>
-                <w:rFonts w:ascii="TH Sarabun New" w:hAnsi="TH Sarabun New" w:cs="TH Sarabun New"/>
-                <w:sz w:val="32"/>
-                <w:szCs w:val="32"/>
-                <w:cs/>
-                <w:lang w:bidi="th-TH"/>
-              </w:rPr>
-              <w:t>ลดขนาดโครงการและกำหนดเป้าหมายของเกมให้ชัดเจน คือ "ค้นหาวิธีหลบหนีและเอาชีวิตรอด" เพื่อให้สามารถพัฒนาได้จนเสร็จสมบูรณ์ภายในระยะเวลาที่กำหนด</w:t>
-            </w:r>
-          </w:p>
-        </w:tc>
-      </w:tr>
-      <w:tr>
-        <w:tc>
-          <w:tcPr>
-            <w:tcW w:w="3539" w:type="dxa"/>
-          </w:tcPr>
-          <w:p>
-            <w:pPr>
-              <w:pStyle w:val="Textbody"/>
-              <w:rPr>
-                <w:rFonts w:ascii="TH Sarabun New" w:hAnsi="TH Sarabun New" w:cs="TH Sarabun New"/>
-                <w:sz w:val="32"/>
-                <w:szCs w:val="32"/>
-                <w:lang w:bidi="th-TH"/>
-              </w:rPr>
-            </w:pPr>
-            <w:r>
-              <w:rPr>
-                <w:rFonts w:ascii="TH Sarabun New" w:hAnsi="TH Sarabun New" w:cs="TH Sarabun New"/>
-                <w:sz w:val="32"/>
-                <w:szCs w:val="32"/>
-                <w:lang w:bidi="th-TH"/>
-              </w:rPr>
-              <w:lastRenderedPageBreak/>
-              <w:t xml:space="preserve">Colony + Survival: </w:t>
-            </w:r>
-            <w:r>
-              <w:rPr>
-                <w:rFonts w:ascii="TH Sarabun New" w:hAnsi="TH Sarabun New" w:cs="TH Sarabun New"/>
-                <w:sz w:val="32"/>
-                <w:szCs w:val="32"/>
-                <w:cs/>
-                <w:lang w:bidi="th-TH"/>
-              </w:rPr>
-              <w:t>การบังคับใช้ภาษาอังกฤษมากเกินไปก่อให้เกิดความเครียด</w:t>
-            </w:r>
-          </w:p>
-        </w:tc>
-        <w:tc>
-          <w:tcPr>
-            <w:tcW w:w="6423" w:type="dxa"/>
-          </w:tcPr>
-          <w:p>
-            <w:pPr>
-              <w:pStyle w:val="Textbody"/>
-              <w:rPr>
-                <w:rFonts w:ascii="TH Sarabun New" w:hAnsi="TH Sarabun New" w:cs="TH Sarabun New"/>
-                <w:sz w:val="32"/>
-                <w:szCs w:val="32"/>
-                <w:lang w:bidi="th-TH"/>
-              </w:rPr>
-            </w:pPr>
-            <w:r>
-              <w:rPr>
-                <w:rFonts w:ascii="TH Sarabun New" w:hAnsi="TH Sarabun New" w:cs="TH Sarabun New"/>
-                <w:sz w:val="32"/>
-                <w:szCs w:val="32"/>
-                <w:cs/>
-                <w:lang w:bidi="th-TH"/>
-              </w:rPr>
-              <w:t>ลดภาระทางการเรียนรู้ (</w:t>
-            </w:r>
-            <w:r>
-              <w:rPr>
-                <w:rFonts w:ascii="TH Sarabun New" w:hAnsi="TH Sarabun New" w:cs="TH Sarabun New"/>
-                <w:sz w:val="32"/>
-                <w:szCs w:val="32"/>
-              </w:rPr>
-              <w:t xml:space="preserve">Cognitive Load) </w:t>
-            </w:r>
-            <w:r>
-              <w:rPr>
-                <w:rFonts w:ascii="TH Sarabun New" w:hAnsi="TH Sarabun New" w:cs="TH Sarabun New"/>
-                <w:sz w:val="32"/>
-                <w:szCs w:val="32"/>
-                <w:cs/>
-                <w:lang w:bidi="th-TH"/>
-              </w:rPr>
-              <w:t>โดยออกแบบให้ผู้เล่นเรียนรู้ผ่านการเล่นอย่างเป็นธรรมชาติ และใช้ภาษาอังกฤษเฉพาะในช่วงที่จำเป็นต่อการตัดสินใจ</w:t>
-            </w:r>
-          </w:p>
-        </w:tc>
-      </w:tr>
-      <w:tr>
-        <w:tc>
-          <w:tcPr>
-            <w:tcW w:w="3539" w:type="dxa"/>
-          </w:tcPr>
-          <w:p>
-            <w:pPr>
-              <w:pStyle w:val="Textbody"/>
-              <w:rPr>
-                <w:rFonts w:ascii="TH Sarabun New" w:hAnsi="TH Sarabun New" w:cs="TH Sarabun New"/>
-                <w:sz w:val="32"/>
-                <w:szCs w:val="32"/>
-                <w:lang w:bidi="th-TH"/>
-              </w:rPr>
-            </w:pPr>
-            <w:r>
-              <w:rPr>
-                <w:rFonts w:ascii="TH Sarabun New" w:hAnsi="TH Sarabun New" w:cs="TH Sarabun New"/>
-                <w:sz w:val="32"/>
-                <w:szCs w:val="32"/>
-                <w:lang w:bidi="th-TH"/>
-              </w:rPr>
-              <w:t xml:space="preserve">Colony + Survival: </w:t>
-            </w:r>
-            <w:r>
-              <w:rPr>
-                <w:rFonts w:ascii="TH Sarabun New" w:hAnsi="TH Sarabun New" w:cs="TH Sarabun New"/>
-                <w:sz w:val="32"/>
-                <w:szCs w:val="32"/>
-                <w:cs/>
-                <w:lang w:bidi="th-TH"/>
-              </w:rPr>
-              <w:t xml:space="preserve">ควรแก้ปัญหาที่ </w:t>
-            </w:r>
-            <w:r>
-              <w:rPr>
-                <w:rFonts w:ascii="TH Sarabun New" w:hAnsi="TH Sarabun New" w:cs="TH Sarabun New"/>
-                <w:sz w:val="32"/>
-                <w:szCs w:val="32"/>
-                <w:lang w:bidi="th-TH"/>
-              </w:rPr>
-              <w:t xml:space="preserve">Core Gameplay </w:t>
-            </w:r>
-            <w:r>
-              <w:rPr>
-                <w:rFonts w:ascii="TH Sarabun New" w:hAnsi="TH Sarabun New" w:cs="TH Sarabun New"/>
-                <w:sz w:val="32"/>
-                <w:szCs w:val="32"/>
-                <w:cs/>
-                <w:lang w:bidi="th-TH"/>
-              </w:rPr>
-              <w:t xml:space="preserve">มากกว่าการเพิ่ม </w:t>
-            </w:r>
-            <w:r>
-              <w:rPr>
-                <w:rFonts w:ascii="TH Sarabun New" w:hAnsi="TH Sarabun New" w:cs="TH Sarabun New"/>
-                <w:sz w:val="32"/>
-                <w:szCs w:val="32"/>
-                <w:lang w:bidi="th-TH"/>
-              </w:rPr>
-              <w:t>Feature</w:t>
-            </w:r>
-          </w:p>
-        </w:tc>
-        <w:tc>
-          <w:tcPr>
-            <w:tcW w:w="6423" w:type="dxa"/>
-          </w:tcPr>
-          <w:p>
-            <w:pPr>
-              <w:pStyle w:val="Textbody"/>
-              <w:rPr>
-                <w:rFonts w:ascii="TH Sarabun New" w:hAnsi="TH Sarabun New" w:cs="TH Sarabun New"/>
-                <w:sz w:val="32"/>
-                <w:szCs w:val="32"/>
-                <w:lang w:bidi="th-TH"/>
-              </w:rPr>
-            </w:pPr>
-            <w:r>
-              <w:rPr>
-                <w:rFonts w:ascii="TH Sarabun New" w:hAnsi="TH Sarabun New" w:cs="TH Sarabun New"/>
-                <w:sz w:val="32"/>
-                <w:szCs w:val="32"/>
-                <w:cs/>
-                <w:lang w:bidi="th-TH"/>
-              </w:rPr>
-              <w:t xml:space="preserve">กำหนดให้ </w:t>
-            </w:r>
-            <w:r>
-              <w:rPr>
-                <w:rFonts w:ascii="TH Sarabun New" w:hAnsi="TH Sarabun New" w:cs="TH Sarabun New"/>
-                <w:sz w:val="32"/>
-                <w:szCs w:val="32"/>
-              </w:rPr>
-              <w:t xml:space="preserve">Core Mechanic </w:t>
-            </w:r>
-            <w:r>
-              <w:rPr>
-                <w:rFonts w:ascii="TH Sarabun New" w:hAnsi="TH Sarabun New" w:cs="TH Sarabun New"/>
-                <w:sz w:val="32"/>
-                <w:szCs w:val="32"/>
-                <w:cs/>
-                <w:lang w:bidi="th-TH"/>
-              </w:rPr>
-              <w:t xml:space="preserve">ของเกมเป็นการหยิบจับและเคลื่อนย้ายวัตถุที่อาศัยระบบ </w:t>
-            </w:r>
-            <w:r>
-              <w:rPr>
-                <w:rFonts w:ascii="TH Sarabun New" w:hAnsi="TH Sarabun New" w:cs="TH Sarabun New"/>
-                <w:sz w:val="32"/>
-                <w:szCs w:val="32"/>
-              </w:rPr>
-              <w:t xml:space="preserve">Physics </w:t>
-            </w:r>
-            <w:r>
-              <w:rPr>
-                <w:rFonts w:ascii="TH Sarabun New" w:hAnsi="TH Sarabun New" w:cs="TH Sarabun New"/>
-                <w:sz w:val="32"/>
-                <w:szCs w:val="32"/>
-                <w:cs/>
-                <w:lang w:bidi="th-TH"/>
-              </w:rPr>
-              <w:t>ซึ่งสามารถสร้างความสนุกได้ด้วยตัวเองโดยไม่ต้องพึ่งระบบเสริมจำนวนมาก</w:t>
-            </w:r>
-          </w:p>
-        </w:tc>
-      </w:tr>
-      <w:tr>
-        <w:tc>
-          <w:tcPr>
-            <w:tcW w:w="3539" w:type="dxa"/>
-          </w:tcPr>
-          <w:p>
-            <w:pPr>
-              <w:pStyle w:val="Textbody"/>
-              <w:rPr>
-                <w:rFonts w:ascii="TH Sarabun New" w:hAnsi="TH Sarabun New" w:cs="TH Sarabun New"/>
-                <w:sz w:val="32"/>
-                <w:szCs w:val="32"/>
-                <w:lang w:bidi="th-TH"/>
-              </w:rPr>
-            </w:pPr>
-            <w:r>
-              <w:rPr>
-                <w:rFonts w:ascii="TH Sarabun New" w:hAnsi="TH Sarabun New" w:cs="TH Sarabun New"/>
-                <w:sz w:val="32"/>
-                <w:szCs w:val="32"/>
-                <w:lang w:bidi="th-TH"/>
-              </w:rPr>
-              <w:t xml:space="preserve">Party PvP: </w:t>
-            </w:r>
-            <w:r>
-              <w:rPr>
-                <w:rFonts w:ascii="TH Sarabun New" w:hAnsi="TH Sarabun New" w:cs="TH Sarabun New"/>
-                <w:sz w:val="32"/>
-                <w:szCs w:val="32"/>
-                <w:cs/>
-                <w:lang w:bidi="th-TH"/>
-              </w:rPr>
-              <w:t>ความสนุกและปฏิสัมพันธ์เป็นปัจจัยสำคัญที่ทำให้ผู้เล่นมีส่วนร่วม</w:t>
-            </w:r>
-          </w:p>
-        </w:tc>
-        <w:tc>
-          <w:tcPr>
-            <w:tcW w:w="6423" w:type="dxa"/>
-          </w:tcPr>
-          <w:p>
-            <w:pPr>
-              <w:pStyle w:val="Textbody"/>
-              <w:rPr>
-                <w:rFonts w:ascii="TH Sarabun New" w:hAnsi="TH Sarabun New" w:cs="TH Sarabun New"/>
-                <w:sz w:val="32"/>
-                <w:szCs w:val="32"/>
-                <w:lang w:bidi="th-TH"/>
-              </w:rPr>
-            </w:pPr>
-            <w:r>
-              <w:rPr>
-                <w:rFonts w:ascii="TH Sarabun New" w:hAnsi="TH Sarabun New" w:cs="TH Sarabun New"/>
-                <w:sz w:val="32"/>
-                <w:szCs w:val="32"/>
-                <w:cs/>
-                <w:lang w:bidi="th-TH"/>
-              </w:rPr>
-              <w:t xml:space="preserve">ใช้ระบบ </w:t>
-            </w:r>
-            <w:r>
-              <w:rPr>
-                <w:rFonts w:ascii="TH Sarabun New" w:hAnsi="TH Sarabun New" w:cs="TH Sarabun New"/>
-                <w:sz w:val="32"/>
-                <w:szCs w:val="32"/>
-              </w:rPr>
-              <w:t xml:space="preserve">Physics </w:t>
-            </w:r>
-            <w:r>
-              <w:rPr>
-                <w:rFonts w:ascii="TH Sarabun New" w:hAnsi="TH Sarabun New" w:cs="TH Sarabun New"/>
-                <w:sz w:val="32"/>
-                <w:szCs w:val="32"/>
-                <w:cs/>
-                <w:lang w:bidi="th-TH"/>
-              </w:rPr>
-              <w:t>ที่เปิดโอกาสให้ผู้เล่นทดลอง ค้นพบ และร่วมมือกันแก้ปัญหา ทำให้เกิดปฏิสัมพันธ์ตามธรรมชาติระหว่างผู้เล่น</w:t>
-            </w:r>
-          </w:p>
-        </w:tc>
-      </w:tr>
-      <w:tr>
-        <w:tc>
-          <w:tcPr>
-            <w:tcW w:w="3539" w:type="dxa"/>
-          </w:tcPr>
-          <w:p>
-            <w:pPr>
-              <w:pStyle w:val="Textbody"/>
-              <w:rPr>
-                <w:rFonts w:ascii="TH Sarabun New" w:hAnsi="TH Sarabun New" w:cs="TH Sarabun New"/>
-                <w:sz w:val="32"/>
-                <w:szCs w:val="32"/>
-                <w:lang w:bidi="th-TH"/>
-              </w:rPr>
-            </w:pPr>
-            <w:r>
-              <w:rPr>
-                <w:rFonts w:ascii="TH Sarabun New" w:hAnsi="TH Sarabun New" w:cs="TH Sarabun New"/>
-                <w:sz w:val="32"/>
-                <w:szCs w:val="32"/>
-                <w:lang w:bidi="th-TH"/>
-              </w:rPr>
-              <w:t xml:space="preserve">Party PvP: </w:t>
-            </w:r>
-            <w:r>
-              <w:rPr>
-                <w:rFonts w:ascii="TH Sarabun New" w:hAnsi="TH Sarabun New" w:cs="TH Sarabun New"/>
-                <w:sz w:val="32"/>
-                <w:szCs w:val="32"/>
-                <w:cs/>
-                <w:lang w:bidi="th-TH"/>
-              </w:rPr>
-              <w:t xml:space="preserve">เนื้อหาการเรียนรู้ต้องเป็นส่วนหนึ่งของ </w:t>
-            </w:r>
-            <w:r>
-              <w:rPr>
-                <w:rFonts w:ascii="TH Sarabun New" w:hAnsi="TH Sarabun New" w:cs="TH Sarabun New"/>
-                <w:sz w:val="32"/>
-                <w:szCs w:val="32"/>
-                <w:lang w:bidi="th-TH"/>
-              </w:rPr>
-              <w:t xml:space="preserve">Core Loop </w:t>
-            </w:r>
-            <w:r>
-              <w:rPr>
-                <w:rFonts w:ascii="TH Sarabun New" w:hAnsi="TH Sarabun New" w:cs="TH Sarabun New"/>
-                <w:sz w:val="32"/>
-                <w:szCs w:val="32"/>
-                <w:cs/>
-                <w:lang w:bidi="th-TH"/>
-              </w:rPr>
-              <w:t>ตั้งแต่เริ่มต้น</w:t>
-            </w:r>
-          </w:p>
-        </w:tc>
-        <w:tc>
-          <w:tcPr>
-            <w:tcW w:w="6423" w:type="dxa"/>
-          </w:tcPr>
-          <w:p>
-            <w:pPr>
-              <w:pStyle w:val="Textbody"/>
-              <w:rPr>
-                <w:rFonts w:ascii="TH Sarabun New" w:hAnsi="TH Sarabun New" w:cs="TH Sarabun New"/>
-                <w:sz w:val="32"/>
-                <w:szCs w:val="32"/>
-                <w:lang w:bidi="th-TH"/>
-              </w:rPr>
-            </w:pPr>
-            <w:r>
-              <w:rPr>
-                <w:rFonts w:ascii="TH Sarabun New" w:hAnsi="TH Sarabun New" w:cs="TH Sarabun New"/>
-                <w:sz w:val="32"/>
-                <w:szCs w:val="32"/>
-                <w:cs/>
-                <w:lang w:bidi="th-TH"/>
-              </w:rPr>
-              <w:t xml:space="preserve">ออกแบบให้คำใบ้ </w:t>
-            </w:r>
-            <w:r>
-              <w:rPr>
-                <w:rFonts w:ascii="TH Sarabun New" w:hAnsi="TH Sarabun New" w:cs="TH Sarabun New" w:hint="cs"/>
-                <w:sz w:val="32"/>
-                <w:szCs w:val="32"/>
-                <w:cs/>
-                <w:lang w:bidi="th-TH"/>
-              </w:rPr>
-              <w:t xml:space="preserve">คำพูดของ </w:t>
-            </w:r>
-            <w:proofErr w:type="spellStart"/>
-            <w:r>
-              <w:rPr>
-                <w:rFonts w:ascii="TH Sarabun New" w:hAnsi="TH Sarabun New" w:cs="TH Sarabun New"/>
-                <w:sz w:val="32"/>
-                <w:szCs w:val="32"/>
-                <w:lang w:bidi="th-TH"/>
-              </w:rPr>
-              <w:t>Npc</w:t>
-            </w:r>
-            <w:proofErr w:type="spellEnd"/>
-            <w:r>
-              <w:rPr>
-                <w:rFonts w:ascii="TH Sarabun New" w:hAnsi="TH Sarabun New" w:cs="TH Sarabun New"/>
-                <w:sz w:val="32"/>
-                <w:szCs w:val="32"/>
-                <w:cs/>
-                <w:lang w:bidi="th-TH"/>
-              </w:rPr>
-              <w:t xml:space="preserve"> และข้อมูลสำคัญทั้งหมดอยู่ในรูปแบบภาษาอังกฤษ ซึ่งผู้เล่นจำเป็นต้องอ่านและทำความเข้าใจเพื่อแก้ปริศนาและดำเนินเกมต่อได้</w:t>
-            </w:r>
-          </w:p>
-        </w:tc>
-      </w:tr>
-    </w:tbl>
-    <w:p>
-      <w:pPr>
-        <w:pStyle w:val="Textbody"/>
-        <w:rPr>
-          <w:rFonts w:ascii="TH Sarabun New" w:hAnsi="TH Sarabun New" w:cs="TH Sarabun New"/>
-          <w:sz w:val="32"/>
-          <w:szCs w:val="32"/>
-          <w:lang w:bidi="th-TH"/>
-        </w:rPr>
-      </w:pPr>
-    </w:p>
-    <w:p>
-      <w:pPr>
-        <w:pStyle w:val="Textbody"/>
-        <w:rPr>
-          <w:rFonts w:ascii="TH Sarabun New" w:hAnsi="TH Sarabun New" w:cs="TH Sarabun New"/>
-          <w:sz w:val="32"/>
-          <w:szCs w:val="32"/>
-          <w:lang w:bidi="th-TH"/>
-        </w:rPr>
-      </w:pPr>
+        <w:t>แนวคิดการออกแบบเกมต้นแบบปัจจุบัน</w:t>
+      </w:r>
     </w:p>
     <w:p>
       <w:pPr>
@@ -13479,7 +11522,6 @@
           <w:bCs w:val="0"/>
           <w:sz w:val="32"/>
           <w:szCs w:val="32"/>
-          <w:lang w:bidi="th-TH"/>
         </w:rPr>
       </w:pPr>
       <w:r>
@@ -13490,180 +11532,7 @@
           <w:sz w:val="32"/>
           <w:szCs w:val="32"/>
           <w:cs/>
-          <w:lang w:bidi="th-TH"/>
-        </w:rPr>
-        <w:t>แนวคิดการออกแบบเกมต้นแบบปัจจุบัน</w:t>
-      </w:r>
-    </w:p>
-    <w:p>
-      <w:pPr>
-        <w:pStyle w:val="isselectedend"/>
-        <w:ind w:firstLine="709"/>
-        <w:rPr>
-          <w:rFonts w:ascii="TH Sarabun New" w:hAnsi="TH Sarabun New" w:cs="TH Sarabun New"/>
-          <w:sz w:val="32"/>
-          <w:szCs w:val="32"/>
-        </w:rPr>
-      </w:pPr>
-      <w:r>
-        <w:rPr>
-          <w:rFonts w:ascii="TH Sarabun New" w:hAnsi="TH Sarabun New" w:cs="TH Sarabun New"/>
-          <w:sz w:val="32"/>
-          <w:szCs w:val="32"/>
-          <w:cs/>
-        </w:rPr>
-        <w:t>จากบทเรียนที่ได้รับทั้งหมด จึงได้พัฒนาต้นแบบเกมใหม่ในรูปแบบ</w:t>
-      </w:r>
-      <w:r>
-        <w:rPr>
-          <w:rFonts w:ascii="TH Sarabun New" w:hAnsi="TH Sarabun New" w:cs="TH Sarabun New"/>
-          <w:sz w:val="32"/>
-          <w:szCs w:val="32"/>
-        </w:rPr>
-        <w:t xml:space="preserve"> </w:t>
-      </w:r>
-      <w:r>
-        <w:rPr>
-          <w:rStyle w:val="Strong"/>
-          <w:rFonts w:ascii="TH Sarabun New" w:hAnsi="TH Sarabun New" w:cs="TH Sarabun New"/>
-          <w:sz w:val="32"/>
-          <w:szCs w:val="32"/>
-        </w:rPr>
-        <w:t>Puzzle/Survival</w:t>
-      </w:r>
-      <w:r>
-        <w:rPr>
-          <w:rFonts w:ascii="TH Sarabun New" w:hAnsi="TH Sarabun New" w:cs="TH Sarabun New"/>
-          <w:sz w:val="32"/>
-          <w:szCs w:val="32"/>
-        </w:rPr>
-        <w:t xml:space="preserve"> </w:t>
-      </w:r>
-      <w:r>
-        <w:rPr>
-          <w:rFonts w:ascii="TH Sarabun New" w:hAnsi="TH Sarabun New" w:cs="TH Sarabun New"/>
-          <w:sz w:val="32"/>
-          <w:szCs w:val="32"/>
-          <w:cs/>
-        </w:rPr>
-        <w:t xml:space="preserve">โดยมีแนวคิดหลักคือการผสาน "การเรียนรู้ภาษาอังกฤษ" เข้ากับ "การแก้ปัญหา" ภายใน </w:t>
-      </w:r>
-      <w:r>
-        <w:rPr>
-          <w:rFonts w:ascii="TH Sarabun New" w:hAnsi="TH Sarabun New" w:cs="TH Sarabun New"/>
-          <w:sz w:val="32"/>
-          <w:szCs w:val="32"/>
-        </w:rPr>
-        <w:t xml:space="preserve">Core Gameplay </w:t>
-      </w:r>
-      <w:r>
-        <w:rPr>
-          <w:rFonts w:ascii="TH Sarabun New" w:hAnsi="TH Sarabun New" w:cs="TH Sarabun New"/>
-          <w:sz w:val="32"/>
-          <w:szCs w:val="32"/>
-          <w:cs/>
-        </w:rPr>
-        <w:t>แทนการแยกกิจกรรมการเรียนรู้ออกจากการเล่นเกม</w:t>
-      </w:r>
-    </w:p>
-    <w:p>
-      <w:pPr>
-        <w:pStyle w:val="isselectedend"/>
-        <w:ind w:firstLine="709"/>
-        <w:rPr>
-          <w:rFonts w:ascii="TH Sarabun New" w:hAnsi="TH Sarabun New" w:cs="TH Sarabun New"/>
-          <w:sz w:val="32"/>
-          <w:szCs w:val="32"/>
-        </w:rPr>
-      </w:pPr>
-      <w:r>
-        <w:rPr>
-          <w:rFonts w:ascii="TH Sarabun New" w:hAnsi="TH Sarabun New" w:cs="TH Sarabun New"/>
-          <w:sz w:val="32"/>
-          <w:szCs w:val="32"/>
-          <w:cs/>
-        </w:rPr>
-        <w:t>ผู้เล่นจะต้องสำรวจพื้นที่ ค้นหาวัตถุ ทดลองใช้งานสิ่งของ และประยุกต์ใช้หลักการทางฟิสิกส์เพื่อแก้ปริศนาและหาทางออกจากสถานการณ์ต่าง ๆ ขณะเดียวกัน ข้อมูลสำคัญ คำใบ้ และคำแนะนำในการดำเนินเกมจะถูกนำเสนอในรูปแบบภาษาอังกฤษ ผู้เล่นจึงจำเป็นต้องอ่าน วิเคราะห์ และตีความข้อมูลเหล่านี้เพื่อใช้ประกอบการตัดสินใจ ส่งผลให้การใช้ภาษาอังกฤษเกิดขึ้นอย่างเป็นธรรมชาติในกระบวนการเล่นเกม (</w:t>
-      </w:r>
-      <w:r>
-        <w:rPr>
-          <w:rFonts w:ascii="TH Sarabun New" w:hAnsi="TH Sarabun New" w:cs="TH Sarabun New"/>
-          <w:sz w:val="32"/>
-          <w:szCs w:val="32"/>
-        </w:rPr>
-        <w:t>Learning through Gameplay)</w:t>
-      </w:r>
-    </w:p>
-    <w:p>
-      <w:pPr>
-        <w:pStyle w:val="NormalWeb"/>
-        <w:ind w:firstLine="709"/>
-        <w:rPr>
-          <w:rFonts w:ascii="TH Sarabun New" w:hAnsi="TH Sarabun New" w:cs="TH Sarabun New"/>
-          <w:sz w:val="32"/>
-          <w:szCs w:val="32"/>
-        </w:rPr>
-      </w:pPr>
-      <w:r>
-        <w:rPr>
-          <w:rFonts w:ascii="TH Sarabun New" w:hAnsi="TH Sarabun New" w:cs="TH Sarabun New"/>
-          <w:sz w:val="32"/>
-          <w:szCs w:val="32"/>
-          <w:cs/>
-        </w:rPr>
-        <w:t>แนวทางดังกล่าวช่วยลดความรู้สึกว่าผู้เล่นกำลังถูกบังคับให้เรียนภาษาอังกฤษ แต่เปลี่ยนให้ภาษาอังกฤษกลายเป็น "เครื่องมือ" ที่ช่วยให้ผู้เล่นบรรลุเป้าหมายของเกม ซึ่งสอดคล้องกับแนวคิดการเรียนรู้ผ่านประสบการณ์ (</w:t>
-      </w:r>
-      <w:r>
-        <w:rPr>
-          <w:rFonts w:ascii="TH Sarabun New" w:hAnsi="TH Sarabun New" w:cs="TH Sarabun New"/>
-          <w:sz w:val="32"/>
-          <w:szCs w:val="32"/>
-        </w:rPr>
-        <w:t xml:space="preserve">Experiential Learning) </w:t>
-      </w:r>
-      <w:r>
-        <w:rPr>
-          <w:rFonts w:ascii="TH Sarabun New" w:hAnsi="TH Sarabun New" w:cs="TH Sarabun New"/>
-          <w:sz w:val="32"/>
-          <w:szCs w:val="32"/>
-          <w:cs/>
-        </w:rPr>
-        <w:t>และการเรียนรู้ผ่านเกม (</w:t>
-      </w:r>
-      <w:r>
-        <w:rPr>
-          <w:rFonts w:ascii="TH Sarabun New" w:hAnsi="TH Sarabun New" w:cs="TH Sarabun New"/>
-          <w:sz w:val="32"/>
-          <w:szCs w:val="32"/>
-        </w:rPr>
-        <w:t>Game-Based Learning)</w:t>
-      </w:r>
-    </w:p>
-    <w:p>
-      <w:pPr>
-        <w:pStyle w:val="Heading4"/>
-        <w:numPr>
-          <w:ilvl w:val="1"/>
-          <w:numId w:val="28"/>
-        </w:numPr>
-        <w:rPr>
-          <w:rFonts w:ascii="TH Sarabun New" w:hAnsi="TH Sarabun New" w:cs="TH Sarabun New"/>
-          <w:b w:val="0"/>
-          <w:bCs w:val="0"/>
-          <w:sz w:val="32"/>
-          <w:szCs w:val="32"/>
-        </w:rPr>
-      </w:pPr>
-      <w:r>
-        <w:rPr>
-          <w:rFonts w:ascii="TH Sarabun New" w:hAnsi="TH Sarabun New" w:cs="TH Sarabun New"/>
-          <w:b w:val="0"/>
-          <w:bCs w:val="0"/>
-          <w:sz w:val="32"/>
-          <w:szCs w:val="32"/>
-          <w:cs/>
-        </w:rPr>
-        <w:lastRenderedPageBreak/>
+        </w:rPr>
         <w:t>สถานการณ์ดำเนินงานปัจจุบัน</w:t>
       </w:r>
     </w:p>
@@ -13860,6 +11729,7 @@
           <w:cs/>
           <w:lang w:bidi="th-TH"/>
         </w:rPr>
+        <w:lastRenderedPageBreak/>
         <w:t>จากแนวคิดดังกล่าว เกมต้นแบบปัจจุบันได้รวบรวมข้อดีจากการทดลองในทุกระยะ ได้แก่</w:t>
       </w:r>
     </w:p>
@@ -14044,27 +11914,6 @@
       </w:r>
     </w:p>
     <w:p>
-      <w:pPr>
-        <w:pStyle w:val="Textbody"/>
-        <w:ind w:firstLine="709"/>
-        <w:rPr>
-          <w:rFonts w:ascii="TH Sarabun New" w:hAnsi="TH Sarabun New" w:cs="TH Sarabun New"/>
-          <w:sz w:val="32"/>
-          <w:szCs w:val="32"/>
-        </w:rPr>
-      </w:pPr>
-      <w:r>
-        <w:rPr>
-          <w:rFonts w:ascii="TH Sarabun New" w:hAnsi="TH Sarabun New" w:cs="TH Sarabun New"/>
-          <w:sz w:val="32"/>
-          <w:szCs w:val="32"/>
-          <w:cs/>
-          <w:lang w:bidi="th-TH"/>
-        </w:rPr>
-        <w:t>กล่าวโดยสรุป การพัฒนาต้นแบบเกมในระยะปัจจุบันเป็นผลจากการสังเคราะห์องค์ความรู้ที่ได้จากการทดลองหลายรอบ ทำให้สามารถออกแบบเกมที่มุ่งสร้างสมดุลระหว่าง "ความสนุก" และ "การเรียนรู้" ได้อย่างมีเหตุผลและมีหลักฐานเชิงประจักษ์รองรับ ซึ่งถือเป็นแนวทางที่มีศักยภาพสำหรับการพัฒนาต้นแบบในระยะถัดไปและการประเมินผลด้านประสิทธิภาพของเกมต่อการส่งเสริมทักษะภาษาอังกฤษของผู้เรียน</w:t>
-      </w:r>
-    </w:p>
-    <w:p>
       <w:r>
         <w:br w:type="page"/>
       </w:r>
@@ -14176,237 +12025,9 @@
     <w:p>
       <w:pPr>
         <w:pStyle w:val="ListParagraph"/>
-        <w:numPr>
-          <w:ilvl w:val="0"/>
-          <w:numId w:val="33"/>
-        </w:numPr>
-        <w:rPr>
-          <w:rFonts w:ascii="TH Sarabun New" w:hAnsi="TH Sarabun New" w:cs="TH Sarabun New"/>
-          <w:sz w:val="32"/>
-          <w:szCs w:val="32"/>
-        </w:rPr>
-      </w:pPr>
-      <w:r>
-        <w:rPr>
-          <w:rFonts w:ascii="TH Sarabun New" w:hAnsi="TH Sarabun New" w:cs="TH Sarabun New"/>
-          <w:sz w:val="32"/>
-          <w:szCs w:val="32"/>
-          <w:cs/>
-          <w:lang w:bidi="th-TH"/>
-        </w:rPr>
-        <w:t xml:space="preserve">ศึกษาแนวคิด </w:t>
-      </w:r>
-      <w:r>
-        <w:rPr>
-          <w:rFonts w:ascii="TH Sarabun New" w:hAnsi="TH Sarabun New" w:cs="TH Sarabun New"/>
-          <w:sz w:val="32"/>
-          <w:szCs w:val="32"/>
-        </w:rPr>
-        <w:t xml:space="preserve">Game-Based Learning </w:t>
-      </w:r>
-    </w:p>
-    <w:p>
-      <w:pPr>
-        <w:pStyle w:val="ListParagraph"/>
-        <w:numPr>
-          <w:ilvl w:val="0"/>
-          <w:numId w:val="33"/>
-        </w:numPr>
-        <w:rPr>
-          <w:rFonts w:ascii="TH Sarabun New" w:hAnsi="TH Sarabun New" w:cs="TH Sarabun New"/>
-          <w:sz w:val="32"/>
-          <w:szCs w:val="32"/>
-        </w:rPr>
-      </w:pPr>
-      <w:r>
-        <w:rPr>
-          <w:rFonts w:ascii="TH Sarabun New" w:hAnsi="TH Sarabun New" w:cs="TH Sarabun New"/>
-          <w:sz w:val="32"/>
-          <w:szCs w:val="32"/>
-          <w:cs/>
-          <w:lang w:bidi="th-TH"/>
-        </w:rPr>
-        <w:t xml:space="preserve">พัฒนา </w:t>
-      </w:r>
-      <w:r>
-        <w:rPr>
-          <w:rFonts w:ascii="TH Sarabun New" w:hAnsi="TH Sarabun New" w:cs="TH Sarabun New"/>
-          <w:sz w:val="32"/>
-          <w:szCs w:val="32"/>
-        </w:rPr>
-        <w:t xml:space="preserve">Prototype </w:t>
-      </w:r>
-      <w:r>
-        <w:rPr>
-          <w:rFonts w:ascii="TH Sarabun New" w:hAnsi="TH Sarabun New" w:cs="TH Sarabun New"/>
-          <w:sz w:val="32"/>
-          <w:szCs w:val="32"/>
-          <w:cs/>
-          <w:lang w:bidi="th-TH"/>
-        </w:rPr>
-        <w:t xml:space="preserve">ทั้งหมด </w:t>
-      </w:r>
-      <w:r>
-        <w:rPr>
-          <w:rFonts w:ascii="TH Sarabun New" w:hAnsi="TH Sarabun New" w:cs="TH Sarabun New"/>
-          <w:sz w:val="32"/>
-          <w:szCs w:val="32"/>
-        </w:rPr>
-        <w:t xml:space="preserve">4 </w:t>
-      </w:r>
-      <w:r>
-        <w:rPr>
-          <w:rFonts w:ascii="TH Sarabun New" w:hAnsi="TH Sarabun New" w:cs="TH Sarabun New"/>
-          <w:sz w:val="32"/>
-          <w:szCs w:val="32"/>
-          <w:cs/>
-          <w:lang w:bidi="th-TH"/>
-        </w:rPr>
-        <w:t>รอบ</w:t>
-      </w:r>
-      <w:r>
-        <w:rPr>
-          <w:rFonts w:ascii="TH Sarabun New" w:hAnsi="TH Sarabun New" w:cs="TH Sarabun New"/>
-          <w:sz w:val="32"/>
-          <w:szCs w:val="32"/>
-        </w:rPr>
-        <w:t xml:space="preserve"> </w:t>
-      </w:r>
-    </w:p>
-    <w:p>
-      <w:pPr>
-        <w:pStyle w:val="ListParagraph"/>
-        <w:numPr>
-          <w:ilvl w:val="0"/>
-          <w:numId w:val="33"/>
-        </w:numPr>
-        <w:rPr>
-          <w:rFonts w:ascii="TH Sarabun New" w:hAnsi="TH Sarabun New" w:cs="TH Sarabun New"/>
-          <w:sz w:val="32"/>
-          <w:szCs w:val="32"/>
-        </w:rPr>
-      </w:pPr>
-      <w:r>
-        <w:rPr>
-          <w:rFonts w:ascii="TH Sarabun New" w:hAnsi="TH Sarabun New" w:cs="TH Sarabun New"/>
-          <w:sz w:val="32"/>
-          <w:szCs w:val="32"/>
-          <w:cs/>
-          <w:lang w:bidi="th-TH"/>
-        </w:rPr>
-        <w:t>ทดลองกับนักเรียน</w:t>
-      </w:r>
-      <w:r>
-        <w:rPr>
-          <w:rFonts w:ascii="TH Sarabun New" w:hAnsi="TH Sarabun New" w:cs="TH Sarabun New"/>
-          <w:sz w:val="32"/>
-          <w:szCs w:val="32"/>
-        </w:rPr>
-        <w:t xml:space="preserve"> </w:t>
-      </w:r>
-    </w:p>
-    <w:p>
-      <w:pPr>
-        <w:pStyle w:val="ListParagraph"/>
-        <w:numPr>
-          <w:ilvl w:val="0"/>
-          <w:numId w:val="33"/>
-        </w:numPr>
-        <w:rPr>
-          <w:rFonts w:ascii="TH Sarabun New" w:hAnsi="TH Sarabun New" w:cs="TH Sarabun New"/>
-          <w:sz w:val="32"/>
-          <w:szCs w:val="32"/>
-        </w:rPr>
-      </w:pPr>
-      <w:r>
-        <w:rPr>
-          <w:rFonts w:ascii="TH Sarabun New" w:hAnsi="TH Sarabun New" w:cs="TH Sarabun New"/>
-          <w:sz w:val="32"/>
-          <w:szCs w:val="32"/>
-          <w:cs/>
-          <w:lang w:bidi="th-TH"/>
-        </w:rPr>
-        <w:t>เก็บข้อมูล</w:t>
-      </w:r>
-      <w:r>
-        <w:rPr>
-          <w:rFonts w:ascii="TH Sarabun New" w:hAnsi="TH Sarabun New" w:cs="TH Sarabun New"/>
-          <w:sz w:val="32"/>
-          <w:szCs w:val="32"/>
-        </w:rPr>
-        <w:t xml:space="preserve"> </w:t>
-      </w:r>
-    </w:p>
-    <w:p>
-      <w:pPr>
-        <w:pStyle w:val="ListParagraph"/>
-        <w:numPr>
-          <w:ilvl w:val="0"/>
-          <w:numId w:val="33"/>
-        </w:numPr>
-        <w:rPr>
-          <w:rFonts w:ascii="TH Sarabun New" w:hAnsi="TH Sarabun New" w:cs="TH Sarabun New"/>
-          <w:sz w:val="32"/>
-          <w:szCs w:val="32"/>
-        </w:rPr>
-      </w:pPr>
-      <w:r>
-        <w:rPr>
-          <w:rFonts w:ascii="TH Sarabun New" w:hAnsi="TH Sarabun New" w:cs="TH Sarabun New"/>
-          <w:sz w:val="32"/>
-          <w:szCs w:val="32"/>
-          <w:cs/>
-          <w:lang w:bidi="th-TH"/>
-        </w:rPr>
-        <w:t>วิเคราะห์ผล</w:t>
-      </w:r>
-      <w:r>
-        <w:rPr>
-          <w:rFonts w:ascii="TH Sarabun New" w:hAnsi="TH Sarabun New" w:cs="TH Sarabun New"/>
-          <w:sz w:val="32"/>
-          <w:szCs w:val="32"/>
-        </w:rPr>
-        <w:t xml:space="preserve"> </w:t>
-      </w:r>
-    </w:p>
-    <w:p>
-      <w:pPr>
-        <w:pStyle w:val="ListParagraph"/>
-        <w:numPr>
-          <w:ilvl w:val="0"/>
-          <w:numId w:val="33"/>
-        </w:numPr>
-        <w:rPr>
-          <w:rFonts w:ascii="TH Sarabun New" w:hAnsi="TH Sarabun New" w:cs="TH Sarabun New"/>
-          <w:sz w:val="32"/>
-          <w:szCs w:val="32"/>
-        </w:rPr>
-      </w:pPr>
-      <w:r>
-        <w:rPr>
-          <w:rFonts w:ascii="TH Sarabun New" w:hAnsi="TH Sarabun New" w:cs="TH Sarabun New"/>
-          <w:sz w:val="32"/>
-          <w:szCs w:val="32"/>
-          <w:cs/>
-          <w:lang w:bidi="th-TH"/>
-        </w:rPr>
-        <w:t xml:space="preserve">ได้ต้นแบบ </w:t>
-      </w:r>
-      <w:r>
-        <w:rPr>
-          <w:rFonts w:ascii="TH Sarabun New" w:hAnsi="TH Sarabun New" w:cs="TH Sarabun New"/>
-          <w:sz w:val="32"/>
-          <w:szCs w:val="32"/>
-        </w:rPr>
-        <w:t>Puzzle/Survival</w:t>
-      </w:r>
-    </w:p>
-    <w:p>
-      <w:pPr>
-        <w:pStyle w:val="ListParagraph"/>
         <w:ind w:left="1224"/>
         <w:rPr>
-          <w:rFonts w:ascii="TH Sarabun New" w:hAnsi="TH Sarabun New" w:cs="TH Sarabun New"/>
+          <w:rFonts w:ascii="TH Sarabun New" w:hAnsi="TH Sarabun New" w:cs="TH Sarabun New" w:hint="cs"/>
           <w:sz w:val="32"/>
           <w:szCs w:val="32"/>
         </w:rPr>
@@ -14457,25 +12078,7 @@
           <w:cs/>
           <w:lang w:bidi="th-TH"/>
         </w:rPr>
-        <w:t xml:space="preserve">ยังไม่ได้ทดสอบ </w:t>
-      </w:r>
-      <w:r>
-        <w:rPr>
-          <w:rFonts w:ascii="TH Sarabun New" w:hAnsi="TH Sarabun New" w:cs="TH Sarabun New"/>
-          <w:sz w:val="32"/>
-          <w:szCs w:val="32"/>
-        </w:rPr>
-        <w:t xml:space="preserve">Prototype </w:t>
-      </w:r>
-      <w:r>
-        <w:rPr>
-          <w:rFonts w:ascii="TH Sarabun New" w:hAnsi="TH Sarabun New" w:cs="TH Sarabun New"/>
-          <w:sz w:val="32"/>
-          <w:szCs w:val="32"/>
-          <w:cs/>
-          <w:lang w:bidi="th-TH"/>
-        </w:rPr>
-        <w:t>ปัจจุบัน</w:t>
+        <w:t>ยังไม่มีผลเชิงสถิติ</w:t>
       </w:r>
     </w:p>
     <w:p>
@@ -14499,30 +12102,6 @@
           <w:cs/>
           <w:lang w:bidi="th-TH"/>
         </w:rPr>
-        <w:t>ยังไม่มีผลเชิงสถิติ</w:t>
-      </w:r>
-    </w:p>
-    <w:p>
-      <w:pPr>
-        <w:pStyle w:val="ListParagraph"/>
-        <w:numPr>
-          <w:ilvl w:val="0"/>
-          <w:numId w:val="34"/>
-        </w:numPr>
-        <w:rPr>
-          <w:rFonts w:ascii="TH Sarabun New" w:hAnsi="TH Sarabun New" w:cs="TH Sarabun New"/>
-          <w:sz w:val="32"/>
-          <w:szCs w:val="32"/>
-        </w:rPr>
-      </w:pPr>
-      <w:r>
-        <w:rPr>
-          <w:rFonts w:ascii="TH Sarabun New" w:hAnsi="TH Sarabun New" w:cs="TH Sarabun New"/>
-          <w:sz w:val="32"/>
-          <w:szCs w:val="32"/>
-          <w:cs/>
-          <w:lang w:bidi="th-TH"/>
-        </w:rPr>
         <w:t>ยังไม่ได้ประเมินผลสัมฤทธิ์ทางการเรียน</w:t>
       </w:r>
     </w:p>
@@ -14564,262 +12143,6 @@
     </w:p>
     <w:p>
       <w:pPr>
-        <w:pStyle w:val="ListParagraph"/>
-        <w:ind w:left="792"/>
-        <w:rPr>
-          <w:rFonts w:ascii="TH Sarabun New" w:hAnsi="TH Sarabun New" w:cs="TH Sarabun New"/>
-          <w:sz w:val="32"/>
-          <w:szCs w:val="32"/>
-        </w:rPr>
-      </w:pPr>
-      <w:r>
-        <w:rPr>
-          <w:rFonts w:ascii="TH Sarabun New" w:hAnsi="TH Sarabun New" w:cs="TH Sarabun New"/>
-          <w:sz w:val="32"/>
-          <w:szCs w:val="32"/>
-          <w:cs/>
-          <w:lang w:bidi="th-TH"/>
-        </w:rPr>
-        <w:t xml:space="preserve">จากการทดลองต้นแบบทั้ง </w:t>
-      </w:r>
-      <w:r>
-        <w:rPr>
-          <w:rFonts w:ascii="TH Sarabun New" w:hAnsi="TH Sarabun New" w:cs="TH Sarabun New"/>
-          <w:sz w:val="32"/>
-          <w:szCs w:val="32"/>
-        </w:rPr>
-        <w:t>3</w:t>
-      </w:r>
-      <w:r>
-        <w:rPr>
-          <w:rFonts w:ascii="TH Sarabun New" w:hAnsi="TH Sarabun New" w:cs="TH Sarabun New"/>
-          <w:sz w:val="32"/>
-          <w:szCs w:val="32"/>
-          <w:cs/>
-          <w:lang w:bidi="th-TH"/>
-        </w:rPr>
-        <w:t xml:space="preserve"> รูปแบบ พบว่า การออกแบบเกมเพื่อส่งเสริมการเรียนรู้ภาษาอังกฤษควรคำนึงถึงความสมดุลระหว่างความสนุกและการเรียนรู้ โดยพบข้อค้นพบสำคัญ ดังนี้</w:t>
-      </w:r>
-    </w:p>
-    <w:p>
-      <w:pPr>
-        <w:pStyle w:val="ListParagraph"/>
-        <w:numPr>
-          <w:ilvl w:val="0"/>
-          <w:numId w:val="37"/>
-        </w:numPr>
-        <w:rPr>
-          <w:rFonts w:ascii="TH Sarabun New" w:hAnsi="TH Sarabun New" w:cs="TH Sarabun New"/>
-          <w:sz w:val="32"/>
-          <w:szCs w:val="32"/>
-        </w:rPr>
-      </w:pPr>
-      <w:r>
-        <w:rPr>
-          <w:rFonts w:ascii="TH Sarabun New" w:hAnsi="TH Sarabun New" w:cs="TH Sarabun New"/>
-          <w:sz w:val="32"/>
-          <w:szCs w:val="32"/>
-          <w:cs/>
-          <w:lang w:bidi="th-TH"/>
-        </w:rPr>
-        <w:t xml:space="preserve">ความสนุกของ </w:t>
-      </w:r>
-      <w:r>
-        <w:rPr>
-          <w:rFonts w:ascii="TH Sarabun New" w:hAnsi="TH Sarabun New" w:cs="TH Sarabun New"/>
-          <w:sz w:val="32"/>
-          <w:szCs w:val="32"/>
-        </w:rPr>
-        <w:t xml:space="preserve">Core Gameplay </w:t>
-      </w:r>
-      <w:r>
-        <w:rPr>
-          <w:rFonts w:ascii="TH Sarabun New" w:hAnsi="TH Sarabun New" w:cs="TH Sarabun New"/>
-          <w:sz w:val="32"/>
-          <w:szCs w:val="32"/>
-          <w:cs/>
-          <w:lang w:bidi="th-TH"/>
-        </w:rPr>
-        <w:t>ต้องมาก่อนการเพิ่มเนื้อหาการเรียนรู้</w:t>
-      </w:r>
-    </w:p>
-    <w:p>
-      <w:pPr>
-        <w:pStyle w:val="ListParagraph"/>
-        <w:numPr>
-          <w:ilvl w:val="0"/>
-          <w:numId w:val="37"/>
-        </w:numPr>
-        <w:rPr>
-          <w:rFonts w:ascii="TH Sarabun New" w:hAnsi="TH Sarabun New" w:cs="TH Sarabun New"/>
-          <w:sz w:val="32"/>
-          <w:szCs w:val="32"/>
-        </w:rPr>
-      </w:pPr>
-      <w:r>
-        <w:rPr>
-          <w:rFonts w:ascii="TH Sarabun New" w:hAnsi="TH Sarabun New" w:cs="TH Sarabun New"/>
-          <w:sz w:val="32"/>
-          <w:szCs w:val="32"/>
-          <w:cs/>
-          <w:lang w:bidi="th-TH"/>
-        </w:rPr>
-        <w:t xml:space="preserve">ภาษาอังกฤษควรเป็นส่วนหนึ่งของ </w:t>
-      </w:r>
-      <w:r>
-        <w:rPr>
-          <w:rFonts w:ascii="TH Sarabun New" w:hAnsi="TH Sarabun New" w:cs="TH Sarabun New"/>
-          <w:sz w:val="32"/>
-          <w:szCs w:val="32"/>
-        </w:rPr>
-        <w:t xml:space="preserve">Core Loop </w:t>
-      </w:r>
-      <w:r>
-        <w:rPr>
-          <w:rFonts w:ascii="TH Sarabun New" w:hAnsi="TH Sarabun New" w:cs="TH Sarabun New"/>
-          <w:sz w:val="32"/>
-          <w:szCs w:val="32"/>
-          <w:cs/>
-          <w:lang w:bidi="th-TH"/>
-        </w:rPr>
-        <w:t>ไม่ใช่กิจกรรมที่ถูกเพิ่มภายหลัง</w:t>
-      </w:r>
-    </w:p>
-    <w:p>
-      <w:pPr>
-        <w:pStyle w:val="ListParagraph"/>
-        <w:numPr>
-          <w:ilvl w:val="0"/>
-          <w:numId w:val="37"/>
-        </w:numPr>
-        <w:rPr>
-          <w:rFonts w:ascii="TH Sarabun New" w:hAnsi="TH Sarabun New" w:cs="TH Sarabun New"/>
-          <w:sz w:val="32"/>
-          <w:szCs w:val="32"/>
-        </w:rPr>
-      </w:pPr>
-      <w:r>
-        <w:rPr>
-          <w:rFonts w:ascii="TH Sarabun New" w:hAnsi="TH Sarabun New" w:cs="TH Sarabun New"/>
-          <w:sz w:val="32"/>
-          <w:szCs w:val="32"/>
-          <w:cs/>
-          <w:lang w:bidi="th-TH"/>
-        </w:rPr>
-        <w:t>ระบบรางวัลและการแข่งขันช่วยเพิ่มแรงจูงใจในการใช้ภาษาอังกฤษ</w:t>
-      </w:r>
-    </w:p>
-    <w:p>
-      <w:pPr>
-        <w:pStyle w:val="ListParagraph"/>
-        <w:numPr>
-          <w:ilvl w:val="0"/>
-          <w:numId w:val="37"/>
-        </w:numPr>
-        <w:rPr>
-          <w:rFonts w:ascii="TH Sarabun New" w:hAnsi="TH Sarabun New" w:cs="TH Sarabun New"/>
-          <w:sz w:val="32"/>
-          <w:szCs w:val="32"/>
-        </w:rPr>
-      </w:pPr>
-      <w:r>
-        <w:rPr>
-          <w:rFonts w:ascii="TH Sarabun New" w:hAnsi="TH Sarabun New" w:cs="TH Sarabun New"/>
-          <w:sz w:val="32"/>
-          <w:szCs w:val="32"/>
-          <w:cs/>
-          <w:lang w:bidi="th-TH"/>
-        </w:rPr>
-        <w:t xml:space="preserve">การบังคับใช้ภาษาอังกฤษมากเกินไปเพิ่ม </w:t>
-      </w:r>
-      <w:r>
-        <w:rPr>
-          <w:rFonts w:ascii="TH Sarabun New" w:hAnsi="TH Sarabun New" w:cs="TH Sarabun New"/>
-          <w:sz w:val="32"/>
-          <w:szCs w:val="32"/>
-        </w:rPr>
-        <w:t xml:space="preserve">Cognitive Load </w:t>
-      </w:r>
-      <w:r>
-        <w:rPr>
-          <w:rFonts w:ascii="TH Sarabun New" w:hAnsi="TH Sarabun New" w:cs="TH Sarabun New"/>
-          <w:sz w:val="32"/>
-          <w:szCs w:val="32"/>
-          <w:cs/>
-          <w:lang w:bidi="th-TH"/>
-        </w:rPr>
-        <w:t>และลดความสนุก</w:t>
-      </w:r>
-    </w:p>
-    <w:p>
-      <w:pPr>
-        <w:pStyle w:val="ListParagraph"/>
-        <w:numPr>
-          <w:ilvl w:val="0"/>
-          <w:numId w:val="37"/>
-        </w:numPr>
-        <w:rPr>
-          <w:rFonts w:ascii="TH Sarabun New" w:hAnsi="TH Sarabun New" w:cs="TH Sarabun New"/>
-          <w:sz w:val="32"/>
-          <w:szCs w:val="32"/>
-        </w:rPr>
-      </w:pPr>
-      <w:r>
-        <w:rPr>
-          <w:rFonts w:ascii="TH Sarabun New" w:hAnsi="TH Sarabun New" w:cs="TH Sarabun New"/>
-          <w:sz w:val="32"/>
-          <w:szCs w:val="32"/>
-          <w:cs/>
-          <w:lang w:bidi="th-TH"/>
-        </w:rPr>
-        <w:t>ขอบเขตของโครงการต้องเหมาะสมกับทรัพยากรของทีม</w:t>
-      </w:r>
-    </w:p>
-    <w:p>
-      <w:pPr>
-        <w:pStyle w:val="ListParagraph"/>
-        <w:numPr>
-          <w:ilvl w:val="0"/>
-          <w:numId w:val="37"/>
-        </w:numPr>
-        <w:rPr>
-          <w:rFonts w:ascii="TH Sarabun New" w:hAnsi="TH Sarabun New" w:cs="TH Sarabun New"/>
-          <w:sz w:val="32"/>
-          <w:szCs w:val="32"/>
-          <w:lang w:bidi="th-TH"/>
-        </w:rPr>
-      </w:pPr>
-      <w:r>
-        <w:rPr>
-          <w:rFonts w:ascii="TH Sarabun New" w:hAnsi="TH Sarabun New" w:cs="TH Sarabun New"/>
-          <w:sz w:val="32"/>
-          <w:szCs w:val="32"/>
-          <w:cs/>
-          <w:lang w:bidi="th-TH"/>
-        </w:rPr>
-        <w:t xml:space="preserve">การพัฒนาแบบ </w:t>
-      </w:r>
-      <w:r>
-        <w:rPr>
-          <w:rFonts w:ascii="TH Sarabun New" w:hAnsi="TH Sarabun New" w:cs="TH Sarabun New"/>
-          <w:sz w:val="32"/>
-          <w:szCs w:val="32"/>
-        </w:rPr>
-        <w:t xml:space="preserve">Iterative Design </w:t>
-      </w:r>
-      <w:r>
-        <w:rPr>
-          <w:rFonts w:ascii="TH Sarabun New" w:hAnsi="TH Sarabun New" w:cs="TH Sarabun New"/>
-          <w:sz w:val="32"/>
-          <w:szCs w:val="32"/>
-          <w:cs/>
-          <w:lang w:bidi="th-TH"/>
-        </w:rPr>
-        <w:t>ช่วยให้ค้นหาแนวทางที่เหมาะสมได้</w:t>
-      </w:r>
-    </w:p>
-    <w:p>
-      <w:pPr>
         <w:rPr>
           <w:rFonts w:ascii="TH Sarabun New" w:hAnsi="TH Sarabun New"/>
           <w:sz w:val="32"/>
@@ -14856,122 +12179,6 @@
     </w:p>
     <w:p>
       <w:pPr>
-        <w:pStyle w:val="ListParagraph"/>
-        <w:numPr>
-          <w:ilvl w:val="0"/>
-          <w:numId w:val="35"/>
-        </w:numPr>
-        <w:rPr>
-          <w:rFonts w:ascii="TH Sarabun New" w:hAnsi="TH Sarabun New" w:cs="TH Sarabun New"/>
-          <w:sz w:val="32"/>
-          <w:szCs w:val="32"/>
-        </w:rPr>
-      </w:pPr>
-      <w:r>
-        <w:rPr>
-          <w:rFonts w:ascii="TH Sarabun New" w:hAnsi="TH Sarabun New" w:cs="TH Sarabun New"/>
-          <w:sz w:val="32"/>
-          <w:szCs w:val="32"/>
-        </w:rPr>
-        <w:t xml:space="preserve">Prototype </w:t>
-      </w:r>
-      <w:r>
-        <w:rPr>
-          <w:rFonts w:ascii="TH Sarabun New" w:hAnsi="TH Sarabun New" w:cs="TH Sarabun New"/>
-          <w:sz w:val="32"/>
-          <w:szCs w:val="32"/>
-          <w:cs/>
-          <w:lang w:bidi="th-TH"/>
-        </w:rPr>
-        <w:t>หลายแบบใช้เวลาพัฒนาสูง</w:t>
-      </w:r>
-    </w:p>
-    <w:p>
-      <w:pPr>
-        <w:pStyle w:val="ListParagraph"/>
-        <w:numPr>
-          <w:ilvl w:val="0"/>
-          <w:numId w:val="35"/>
-        </w:numPr>
-        <w:rPr>
-          <w:rFonts w:ascii="TH Sarabun New" w:hAnsi="TH Sarabun New" w:cs="TH Sarabun New"/>
-          <w:sz w:val="32"/>
-          <w:szCs w:val="32"/>
-        </w:rPr>
-      </w:pPr>
-      <w:r>
-        <w:rPr>
-          <w:rFonts w:ascii="TH Sarabun New" w:hAnsi="TH Sarabun New" w:cs="TH Sarabun New"/>
-          <w:sz w:val="32"/>
-          <w:szCs w:val="32"/>
-          <w:cs/>
-          <w:lang w:bidi="th-TH"/>
-        </w:rPr>
-        <w:t xml:space="preserve">การหาสมดุลระหว่าง </w:t>
-      </w:r>
-      <w:r>
-        <w:rPr>
-          <w:rFonts w:ascii="TH Sarabun New" w:hAnsi="TH Sarabun New" w:cs="TH Sarabun New"/>
-          <w:sz w:val="32"/>
-          <w:szCs w:val="32"/>
-        </w:rPr>
-        <w:t xml:space="preserve">Gameplay </w:t>
-      </w:r>
-      <w:r>
-        <w:rPr>
-          <w:rFonts w:ascii="TH Sarabun New" w:hAnsi="TH Sarabun New" w:cs="TH Sarabun New"/>
-          <w:sz w:val="32"/>
-          <w:szCs w:val="32"/>
-          <w:cs/>
-          <w:lang w:bidi="th-TH"/>
-        </w:rPr>
-        <w:t xml:space="preserve">และ </w:t>
-      </w:r>
-      <w:r>
-        <w:rPr>
-          <w:rFonts w:ascii="TH Sarabun New" w:hAnsi="TH Sarabun New" w:cs="TH Sarabun New"/>
-          <w:sz w:val="32"/>
-          <w:szCs w:val="32"/>
-        </w:rPr>
-        <w:t xml:space="preserve">Learning </w:t>
-      </w:r>
-      <w:r>
-        <w:rPr>
-          <w:rFonts w:ascii="TH Sarabun New" w:hAnsi="TH Sarabun New" w:cs="TH Sarabun New"/>
-          <w:sz w:val="32"/>
-          <w:szCs w:val="32"/>
-          <w:cs/>
-          <w:lang w:bidi="th-TH"/>
-        </w:rPr>
-        <w:t>ทำได้ยาก</w:t>
-      </w:r>
-    </w:p>
-    <w:p>
-      <w:pPr>
-        <w:pStyle w:val="ListParagraph"/>
-        <w:numPr>
-          <w:ilvl w:val="0"/>
-          <w:numId w:val="35"/>
-        </w:numPr>
-        <w:rPr>
-          <w:rFonts w:ascii="TH Sarabun New" w:hAnsi="TH Sarabun New" w:cs="TH Sarabun New"/>
-          <w:sz w:val="32"/>
-          <w:szCs w:val="32"/>
-        </w:rPr>
-      </w:pPr>
-      <w:r>
-        <w:rPr>
-          <w:rFonts w:ascii="TH Sarabun New" w:hAnsi="TH Sarabun New" w:cs="TH Sarabun New"/>
-          <w:sz w:val="32"/>
-          <w:szCs w:val="32"/>
-          <w:cs/>
-          <w:lang w:bidi="th-TH"/>
-        </w:rPr>
-        <w:t>การทดลองกับผู้เล่นมีข้อจำกัดด้านจำนวนและเวลา</w:t>
-      </w:r>
-    </w:p>
-    <w:p>
-      <w:pPr>
         <w:pStyle w:val="Heading2"/>
         <w:numPr>
           <w:ilvl w:val="0"/>
@@ -14991,7 +12198,6 @@
           <w:sz w:val="32"/>
           <w:cs/>
         </w:rPr>
-        <w:lastRenderedPageBreak/>
         <w:t>งานที่จะดำเนินการต่อไป</w:t>
       </w:r>
       <w:bookmarkEnd w:id="56"/>
@@ -21196,6 +18402,7 @@
   <w:style w:type="character" w:default="1" w:styleId="DefaultParagraphFont">
     <w:name w:val="Default Paragraph Font"/>
     <w:uiPriority w:val="1"/>
+    <w:semiHidden/>
     <w:unhideWhenUsed/>
   </w:style>
   <w:style w:type="table" w:default="1" w:styleId="TableNormal">
